--- a/entregables/evaluacion_profesor/Metodologia_Scrum_Localito.docx
+++ b/entregables/evaluacion_profesor/Metodologia_Scrum_Localito.docx
@@ -4,303 +4,78 @@
   <w:body>
     <w:p>
       <w:pPr>
-        <w:jc w:val="center"/>
+        <w:spacing w:before="760"/>
       </w:pPr>
       <w:r>
         <w:rPr>
-          <w:rFonts w:ascii="Arial" w:hAnsi="Arial"/>
           <w:b/>
-          <w:color w:val="17365D"/>
-          <w:sz w:val="64"/>
         </w:rPr>
-        <w:t>LOCALITO</w:t>
+        <w:t>DUOC UC PLAZA NORTE</w:t>
       </w:r>
     </w:p>
     <w:p>
       <w:pPr>
-        <w:jc w:val="center"/>
+        <w:pStyle w:val="Title"/>
+        <w:spacing w:before="480" w:after="360"/>
       </w:pPr>
       <w:r>
-        <w:rPr>
-          <w:rFonts w:ascii="Arial" w:hAnsi="Arial"/>
-          <w:b/>
-          <w:color w:val="2F5597"/>
-          <w:sz w:val="44"/>
-        </w:rPr>
-        <w:t>Metodología declarada y justificada</w:t>
+        <w:t>Metodología Scrum de Localito</w:t>
       </w:r>
     </w:p>
     <w:p>
       <w:pPr>
-        <w:jc w:val="center"/>
+        <w:pStyle w:val="Subtitle"/>
       </w:pPr>
       <w:r>
-        <w:rPr>
-          <w:rFonts w:ascii="Arial" w:hAnsi="Arial"/>
-          <w:i/>
-          <w:sz w:val="24"/>
-        </w:rPr>
-        <w:t>Scrum como marco de trabajo vigente</w:t>
-      </w:r>
-    </w:p>
-    <w:p/>
-    <w:tbl>
-      <w:tblPr>
-        <w:tblStyle w:val="TableGrid"/>
-        <w:tblW w:type="auto" w:w="0"/>
-        <w:jc w:val="center"/>
-        <w:tblLook w:firstColumn="1" w:firstRow="1" w:lastColumn="0" w:lastRow="0" w:noHBand="0" w:noVBand="1" w:val="04A0"/>
-      </w:tblPr>
-      <w:tblGrid>
-        <w:gridCol w:w="4929"/>
-        <w:gridCol w:w="4929"/>
-      </w:tblGrid>
-      <w:tr>
-        <w:tc>
-          <w:tcPr>
-            <w:tcW w:type="dxa" w:w="4929"/>
-            <w:shd w:fill="D9EAF7"/>
-            <w:tcMar>
-              <w:top w:w="80" w:type="dxa"/>
-              <w:start w:w="90" w:type="dxa"/>
-              <w:bottom w:w="80" w:type="dxa"/>
-              <w:end w:w="90" w:type="dxa"/>
-            </w:tcMar>
-            <w:vAlign w:val="center"/>
-          </w:tcPr>
-          <w:p>
-            <w:r>
-              <w:rPr>
-                <w:b/>
-              </w:rPr>
-              <w:t>Proyecto</w:t>
-            </w:r>
-          </w:p>
-        </w:tc>
-        <w:tc>
-          <w:tcPr>
-            <w:tcW w:type="dxa" w:w="4929"/>
-            <w:tcMar>
-              <w:top w:w="80" w:type="dxa"/>
-              <w:start w:w="90" w:type="dxa"/>
-              <w:bottom w:w="80" w:type="dxa"/>
-              <w:end w:w="90" w:type="dxa"/>
-            </w:tcMar>
-            <w:vAlign w:val="center"/>
-          </w:tcPr>
-          <w:p>
-            <w:r>
-              <w:t>Localito — PWA SaaS para comercios de barrio</w:t>
-            </w:r>
-          </w:p>
-        </w:tc>
-      </w:tr>
-      <w:tr>
-        <w:tc>
-          <w:tcPr>
-            <w:tcW w:type="dxa" w:w="4929"/>
-            <w:shd w:fill="D9EAF7"/>
-            <w:tcMar>
-              <w:top w:w="80" w:type="dxa"/>
-              <w:start w:w="90" w:type="dxa"/>
-              <w:bottom w:w="80" w:type="dxa"/>
-              <w:end w:w="90" w:type="dxa"/>
-            </w:tcMar>
-            <w:vAlign w:val="center"/>
-          </w:tcPr>
-          <w:p>
-            <w:r>
-              <w:rPr>
-                <w:b/>
-              </w:rPr>
-              <w:t>Programa</w:t>
-            </w:r>
-          </w:p>
-        </w:tc>
-        <w:tc>
-          <w:tcPr>
-            <w:tcW w:type="dxa" w:w="4929"/>
-            <w:tcMar>
-              <w:top w:w="80" w:type="dxa"/>
-              <w:start w:w="90" w:type="dxa"/>
-              <w:bottom w:w="80" w:type="dxa"/>
-              <w:end w:w="90" w:type="dxa"/>
-            </w:tcMar>
-            <w:vAlign w:val="center"/>
-          </w:tcPr>
-          <w:p>
-            <w:r>
-              <w:t>Ingeniería en Informática · Capstone 2026</w:t>
-            </w:r>
-          </w:p>
-        </w:tc>
-      </w:tr>
-      <w:tr>
-        <w:tc>
-          <w:tcPr>
-            <w:tcW w:type="dxa" w:w="4929"/>
-            <w:shd w:fill="D9EAF7"/>
-            <w:tcMar>
-              <w:top w:w="80" w:type="dxa"/>
-              <w:start w:w="90" w:type="dxa"/>
-              <w:bottom w:w="80" w:type="dxa"/>
-              <w:end w:w="90" w:type="dxa"/>
-            </w:tcMar>
-            <w:vAlign w:val="center"/>
-          </w:tcPr>
-          <w:p>
-            <w:r>
-              <w:rPr>
-                <w:b/>
-              </w:rPr>
-              <w:t>Metodología</w:t>
-            </w:r>
-          </w:p>
-        </w:tc>
-        <w:tc>
-          <w:tcPr>
-            <w:tcW w:type="dxa" w:w="4929"/>
-            <w:tcMar>
-              <w:top w:w="80" w:type="dxa"/>
-              <w:start w:w="90" w:type="dxa"/>
-              <w:bottom w:w="80" w:type="dxa"/>
-              <w:end w:w="90" w:type="dxa"/>
-            </w:tcMar>
-            <w:vAlign w:val="center"/>
-          </w:tcPr>
-          <w:p>
-            <w:r>
-              <w:t>Scrum · Gestión activa en Trello</w:t>
-            </w:r>
-          </w:p>
-        </w:tc>
-      </w:tr>
-      <w:tr>
-        <w:tc>
-          <w:tcPr>
-            <w:tcW w:type="dxa" w:w="4929"/>
-            <w:shd w:fill="D9EAF7"/>
-            <w:tcMar>
-              <w:top w:w="80" w:type="dxa"/>
-              <w:start w:w="90" w:type="dxa"/>
-              <w:bottom w:w="80" w:type="dxa"/>
-              <w:end w:w="90" w:type="dxa"/>
-            </w:tcMar>
-            <w:vAlign w:val="center"/>
-          </w:tcPr>
-          <w:p>
-            <w:r>
-              <w:rPr>
-                <w:b/>
-              </w:rPr>
-              <w:t>Corte documental</w:t>
-            </w:r>
-          </w:p>
-        </w:tc>
-        <w:tc>
-          <w:tcPr>
-            <w:tcW w:type="dxa" w:w="4929"/>
-            <w:tcMar>
-              <w:top w:w="80" w:type="dxa"/>
-              <w:start w:w="90" w:type="dxa"/>
-              <w:bottom w:w="80" w:type="dxa"/>
-              <w:end w:w="90" w:type="dxa"/>
-            </w:tcMar>
-            <w:vAlign w:val="center"/>
-          </w:tcPr>
-          <w:p>
-            <w:r>
-              <w:t>03 de octubre de 2026</w:t>
-            </w:r>
-          </w:p>
-        </w:tc>
-      </w:tr>
-      <w:tr>
-        <w:tc>
-          <w:tcPr>
-            <w:tcW w:type="dxa" w:w="4929"/>
-            <w:shd w:fill="D9EAF7"/>
-            <w:tcMar>
-              <w:top w:w="80" w:type="dxa"/>
-              <w:start w:w="90" w:type="dxa"/>
-              <w:bottom w:w="80" w:type="dxa"/>
-              <w:end w:w="90" w:type="dxa"/>
-            </w:tcMar>
-            <w:vAlign w:val="center"/>
-          </w:tcPr>
-          <w:p>
-            <w:r>
-              <w:rPr>
-                <w:b/>
-              </w:rPr>
-              <w:t>Criterio de evaluación</w:t>
-            </w:r>
-          </w:p>
-        </w:tc>
-        <w:tc>
-          <w:tcPr>
-            <w:tcW w:type="dxa" w:w="4929"/>
-            <w:tcMar>
-              <w:top w:w="80" w:type="dxa"/>
-              <w:start w:w="90" w:type="dxa"/>
-              <w:bottom w:w="80" w:type="dxa"/>
-              <w:end w:w="90" w:type="dxa"/>
-            </w:tcMar>
-            <w:vAlign w:val="center"/>
-          </w:tcPr>
-          <w:p>
-            <w:r>
-              <w:t>2 · Metodología declarada y justificada</w:t>
-            </w:r>
-          </w:p>
-        </w:tc>
-      </w:tr>
-    </w:tbl>
-    <w:p/>
-    <w:p>
-      <w:pPr>
-        <w:jc w:val="center"/>
-      </w:pPr>
-      <w:r>
-        <w:rPr>
-          <w:b/>
-          <w:color w:val="17365D"/>
-          <w:sz w:val="22"/>
-        </w:rPr>
-        <w:t>Equipo Scrum</w:t>
+        <w:t>Proyecto Capstone de Ingeniería en Informática</w:t>
       </w:r>
     </w:p>
     <w:p>
       <w:pPr>
-        <w:jc w:val="center"/>
+        <w:pStyle w:val="Subtitle"/>
       </w:pPr>
       <w:r>
-        <w:rPr>
-          <w:sz w:val="19"/>
-        </w:rPr>
-        <w:t>Alexander Patiño — Product Owner</w:t>
+        <w:t>Localito PWA SaaS para gestión de pequeños comercios</w:t>
       </w:r>
     </w:p>
     <w:p>
       <w:pPr>
-        <w:jc w:val="center"/>
+        <w:spacing w:before="760"/>
       </w:pPr>
       <w:r>
         <w:rPr>
-          <w:sz w:val="19"/>
+          <w:b/>
         </w:rPr>
-        <w:t>Samuel Solís — Scrum Master</w:t>
+        <w:t>Autores</w:t>
+      </w:r>
+    </w:p>
+    <w:p>
+      <w:r>
+        <w:t>Camilo González</w:t>
+        <w:br/>
+        <w:t>Alexander Patiño</w:t>
+        <w:br/>
+        <w:t>Samuel Solís</w:t>
+      </w:r>
+    </w:p>
+    <w:p>
+      <w:r>
+        <w:t>Docente Álvaro Andrés Mellado Pimentel</w:t>
+      </w:r>
+    </w:p>
+    <w:p>
+      <w:r>
+        <w:t>Versión documental revisada</w:t>
+        <w:br/>
+        <w:t>Corte del proyecto 03 de octubre de 2026</w:t>
       </w:r>
     </w:p>
     <w:p>
       <w:pPr>
-        <w:jc w:val="center"/>
+        <w:spacing w:before="400"/>
       </w:pPr>
       <w:r>
-        <w:rPr>
-          <w:sz w:val="19"/>
-        </w:rPr>
-        <w:t>Camilo González — Developer</w:t>
+        <w:t>Este documento desarrolla metodología scrum con evidencia del repositorio y referencias públicas. Distingue implementación, resultados históricos y mejoras pendientes.</w:t>
       </w:r>
     </w:p>
     <w:p>
@@ -313,399 +88,763 @@
         <w:pStyle w:val="Heading1"/>
       </w:pPr>
       <w:r>
-        <w:t>Control documental</w:t>
+        <w:t>Índice</w:t>
       </w:r>
     </w:p>
-    <w:tbl>
-      <w:tblPr>
-        <w:tblStyle w:val="TableGrid"/>
-        <w:tblW w:type="auto" w:w="0"/>
-        <w:jc w:val="center"/>
-        <w:tblLook w:firstColumn="1" w:firstRow="1" w:lastColumn="0" w:lastRow="0" w:noHBand="0" w:noVBand="1" w:val="04A0"/>
-      </w:tblPr>
-      <w:tblGrid>
-        <w:gridCol w:w="4929"/>
-        <w:gridCol w:w="4929"/>
-      </w:tblGrid>
-      <w:tr>
-        <w:trPr>
-          <w:tblHeader w:val="true"/>
-        </w:trPr>
-        <w:tc>
-          <w:tcPr>
-            <w:tcW w:type="dxa" w:w="2268"/>
-            <w:shd w:fill="17365D"/>
-            <w:tcMar>
-              <w:top w:w="80" w:type="dxa"/>
-              <w:start w:w="90" w:type="dxa"/>
-              <w:bottom w:w="80" w:type="dxa"/>
-              <w:end w:w="90" w:type="dxa"/>
-            </w:tcMar>
-          </w:tcPr>
-          <w:p>
-            <w:r>
-              <w:rPr>
-                <w:rFonts w:ascii="Arial" w:hAnsi="Arial"/>
-                <w:b/>
-                <w:color w:val="FFFFFF"/>
-                <w:sz w:val="18"/>
-              </w:rPr>
-              <w:t>Campo</w:t>
-            </w:r>
-          </w:p>
-        </w:tc>
-        <w:tc>
-          <w:tcPr>
-            <w:tcW w:type="dxa" w:w="6803"/>
-            <w:shd w:fill="17365D"/>
-            <w:tcMar>
-              <w:top w:w="80" w:type="dxa"/>
-              <w:start w:w="90" w:type="dxa"/>
-              <w:bottom w:w="80" w:type="dxa"/>
-              <w:end w:w="90" w:type="dxa"/>
-            </w:tcMar>
-          </w:tcPr>
-          <w:p>
-            <w:r>
-              <w:rPr>
-                <w:rFonts w:ascii="Arial" w:hAnsi="Arial"/>
-                <w:b/>
-                <w:color w:val="FFFFFF"/>
-                <w:sz w:val="18"/>
-              </w:rPr>
-              <w:t>Valor</w:t>
-            </w:r>
-          </w:p>
-        </w:tc>
-      </w:tr>
-      <w:tr>
-        <w:tc>
-          <w:tcPr>
-            <w:tcW w:type="dxa" w:w="2268"/>
-            <w:tcMar>
-              <w:top w:w="80" w:type="dxa"/>
-              <w:start w:w="90" w:type="dxa"/>
-              <w:bottom w:w="80" w:type="dxa"/>
-              <w:end w:w="90" w:type="dxa"/>
-            </w:tcMar>
-          </w:tcPr>
-          <w:p>
-            <w:r>
-              <w:rPr>
-                <w:rFonts w:ascii="Arial" w:hAnsi="Arial"/>
-                <w:sz w:val="18"/>
-              </w:rPr>
-              <w:t>Versión</w:t>
-            </w:r>
-          </w:p>
-        </w:tc>
-        <w:tc>
-          <w:tcPr>
-            <w:tcW w:type="dxa" w:w="6803"/>
-            <w:tcMar>
-              <w:top w:w="80" w:type="dxa"/>
-              <w:start w:w="90" w:type="dxa"/>
-              <w:bottom w:w="80" w:type="dxa"/>
-              <w:end w:w="90" w:type="dxa"/>
-            </w:tcMar>
-          </w:tcPr>
-          <w:p>
-            <w:r>
-              <w:rPr>
-                <w:rFonts w:ascii="Arial" w:hAnsi="Arial"/>
-                <w:sz w:val="18"/>
-              </w:rPr>
-              <w:t>2.0</w:t>
-            </w:r>
-          </w:p>
-        </w:tc>
-      </w:tr>
-      <w:tr>
-        <w:tc>
-          <w:tcPr>
-            <w:tcW w:type="dxa" w:w="2268"/>
-            <w:tcMar>
-              <w:top w:w="80" w:type="dxa"/>
-              <w:start w:w="90" w:type="dxa"/>
-              <w:bottom w:w="80" w:type="dxa"/>
-              <w:end w:w="90" w:type="dxa"/>
-            </w:tcMar>
-            <w:shd w:fill="F8FBFE"/>
-          </w:tcPr>
-          <w:p>
-            <w:r>
-              <w:rPr>
-                <w:rFonts w:ascii="Arial" w:hAnsi="Arial"/>
-                <w:sz w:val="18"/>
-              </w:rPr>
-              <w:t>Fecha</w:t>
-            </w:r>
-          </w:p>
-        </w:tc>
-        <w:tc>
-          <w:tcPr>
-            <w:tcW w:type="dxa" w:w="6803"/>
-            <w:tcMar>
-              <w:top w:w="80" w:type="dxa"/>
-              <w:start w:w="90" w:type="dxa"/>
-              <w:bottom w:w="80" w:type="dxa"/>
-              <w:end w:w="90" w:type="dxa"/>
-            </w:tcMar>
-            <w:shd w:fill="F8FBFE"/>
-          </w:tcPr>
-          <w:p>
-            <w:r>
-              <w:rPr>
-                <w:rFonts w:ascii="Arial" w:hAnsi="Arial"/>
-                <w:sz w:val="18"/>
-              </w:rPr>
-              <w:t>03-10-2026</w:t>
-            </w:r>
-          </w:p>
-        </w:tc>
-      </w:tr>
-      <w:tr>
-        <w:tc>
-          <w:tcPr>
-            <w:tcW w:type="dxa" w:w="2268"/>
-            <w:tcMar>
-              <w:top w:w="80" w:type="dxa"/>
-              <w:start w:w="90" w:type="dxa"/>
-              <w:bottom w:w="80" w:type="dxa"/>
-              <w:end w:w="90" w:type="dxa"/>
-            </w:tcMar>
-          </w:tcPr>
-          <w:p>
-            <w:r>
-              <w:rPr>
-                <w:rFonts w:ascii="Arial" w:hAnsi="Arial"/>
-                <w:sz w:val="18"/>
-              </w:rPr>
-              <w:t>Estado</w:t>
-            </w:r>
-          </w:p>
-        </w:tc>
-        <w:tc>
-          <w:tcPr>
-            <w:tcW w:type="dxa" w:w="6803"/>
-            <w:tcMar>
-              <w:top w:w="80" w:type="dxa"/>
-              <w:start w:w="90" w:type="dxa"/>
-              <w:bottom w:w="80" w:type="dxa"/>
-              <w:end w:w="90" w:type="dxa"/>
-            </w:tcMar>
-          </w:tcPr>
-          <w:p>
-            <w:r>
-              <w:rPr>
-                <w:rFonts w:ascii="Arial" w:hAnsi="Arial"/>
-                <w:sz w:val="18"/>
-              </w:rPr>
-              <w:t>Vigente</w:t>
-            </w:r>
-          </w:p>
-        </w:tc>
-      </w:tr>
-      <w:tr>
-        <w:tc>
-          <w:tcPr>
-            <w:tcW w:type="dxa" w:w="2268"/>
-            <w:tcMar>
-              <w:top w:w="80" w:type="dxa"/>
-              <w:start w:w="90" w:type="dxa"/>
-              <w:bottom w:w="80" w:type="dxa"/>
-              <w:end w:w="90" w:type="dxa"/>
-            </w:tcMar>
-            <w:shd w:fill="F8FBFE"/>
-          </w:tcPr>
-          <w:p>
-            <w:r>
-              <w:rPr>
-                <w:rFonts w:ascii="Arial" w:hAnsi="Arial"/>
-                <w:sz w:val="18"/>
-              </w:rPr>
-              <w:t>Metodología</w:t>
-            </w:r>
-          </w:p>
-        </w:tc>
-        <w:tc>
-          <w:tcPr>
-            <w:tcW w:type="dxa" w:w="6803"/>
-            <w:tcMar>
-              <w:top w:w="80" w:type="dxa"/>
-              <w:start w:w="90" w:type="dxa"/>
-              <w:bottom w:w="80" w:type="dxa"/>
-              <w:end w:w="90" w:type="dxa"/>
-            </w:tcMar>
-            <w:shd w:fill="F8FBFE"/>
-          </w:tcPr>
-          <w:p>
-            <w:r>
-              <w:rPr>
-                <w:rFonts w:ascii="Arial" w:hAnsi="Arial"/>
-                <w:sz w:val="18"/>
-              </w:rPr>
-              <w:t>Scrum</w:t>
-            </w:r>
-          </w:p>
-        </w:tc>
-      </w:tr>
-      <w:tr>
-        <w:tc>
-          <w:tcPr>
-            <w:tcW w:type="dxa" w:w="2268"/>
-            <w:tcMar>
-              <w:top w:w="80" w:type="dxa"/>
-              <w:start w:w="90" w:type="dxa"/>
-              <w:bottom w:w="80" w:type="dxa"/>
-              <w:end w:w="90" w:type="dxa"/>
-            </w:tcMar>
-          </w:tcPr>
-          <w:p>
-            <w:r>
-              <w:rPr>
-                <w:rFonts w:ascii="Arial" w:hAnsi="Arial"/>
-                <w:sz w:val="18"/>
-              </w:rPr>
-              <w:t>Herramienta de gestión</w:t>
-            </w:r>
-          </w:p>
-        </w:tc>
-        <w:tc>
-          <w:tcPr>
-            <w:tcW w:type="dxa" w:w="6803"/>
-            <w:tcMar>
-              <w:top w:w="80" w:type="dxa"/>
-              <w:start w:w="90" w:type="dxa"/>
-              <w:bottom w:w="80" w:type="dxa"/>
-              <w:end w:w="90" w:type="dxa"/>
-            </w:tcMar>
-          </w:tcPr>
-          <w:p>
-            <w:r>
-              <w:rPr>
-                <w:rFonts w:ascii="Arial" w:hAnsi="Arial"/>
-                <w:sz w:val="18"/>
-              </w:rPr>
-              <w:t>Trello</w:t>
-            </w:r>
-          </w:p>
-        </w:tc>
-      </w:tr>
-      <w:tr>
-        <w:tc>
-          <w:tcPr>
-            <w:tcW w:type="dxa" w:w="2268"/>
-            <w:tcMar>
-              <w:top w:w="80" w:type="dxa"/>
-              <w:start w:w="90" w:type="dxa"/>
-              <w:bottom w:w="80" w:type="dxa"/>
-              <w:end w:w="90" w:type="dxa"/>
-            </w:tcMar>
-            <w:shd w:fill="F8FBFE"/>
-          </w:tcPr>
-          <w:p>
-            <w:r>
-              <w:rPr>
-                <w:rFonts w:ascii="Arial" w:hAnsi="Arial"/>
-                <w:sz w:val="18"/>
-              </w:rPr>
-              <w:t>Fuente principal</w:t>
-            </w:r>
-          </w:p>
-        </w:tc>
-        <w:tc>
-          <w:tcPr>
-            <w:tcW w:type="dxa" w:w="6803"/>
-            <w:tcMar>
-              <w:top w:w="80" w:type="dxa"/>
-              <w:start w:w="90" w:type="dxa"/>
-              <w:bottom w:w="80" w:type="dxa"/>
-              <w:end w:w="90" w:type="dxa"/>
-            </w:tcMar>
-            <w:shd w:fill="F8FBFE"/>
-          </w:tcPr>
-          <w:p>
-            <w:r>
-              <w:rPr>
-                <w:rFonts w:ascii="Arial" w:hAnsi="Arial"/>
-                <w:sz w:val="18"/>
-              </w:rPr>
-              <w:t>docs/02_gestion_scrum_trello/Metodologia-Scrum.md</w:t>
-            </w:r>
-          </w:p>
-        </w:tc>
-      </w:tr>
-    </w:tbl>
-    <w:p/>
     <w:p>
       <w:pPr>
-        <w:pStyle w:val="Heading1"/>
+        <w:pStyle w:val="TOC1"/>
       </w:pPr>
       <w:r>
-        <w:t>1. Metodología declarada</w:t>
+        <w:fldChar w:fldCharType="begin"/>
+      </w:r>
+      <w:r>
+        <w:instrText xml:space="preserve"> TOC \o "1-2" \h \z \u </w:instrText>
+      </w:r>
+      <w:r>
+        <w:fldChar w:fldCharType="separate"/>
+      </w:r>
+      <w:hyperlink w:anchor="h1">
+        <w:r>
+          <w:rPr>
+            <w:color w:val="000000"/>
+          </w:rPr>
+          <w:t xml:space="preserve">1 Resumen ejecutivo</w:t>
+        </w:r>
+      </w:hyperlink>
+      <w:r>
+        <w:tab/>
+      </w:r>
+      <w:r>
+        <w:fldChar w:fldCharType="begin"/>
+      </w:r>
+      <w:r>
+        <w:instrText xml:space="preserve"> PAGEREF h1 \h </w:instrText>
+      </w:r>
+      <w:r>
+        <w:fldChar w:fldCharType="separate"/>
+      </w:r>
+      <w:r>
+        <w:t>3</w:t>
+      </w:r>
+      <w:r>
+        <w:fldChar w:fldCharType="end"/>
       </w:r>
     </w:p>
     <w:p>
-      <w:r>
-        <w:t>Localito utiliza Scrum como marco ágil de gestión. Trello es la herramienta activa del equipo; Jira se conserva únicamente como histórico.</w:t>
+      <w:pPr>
+        <w:pStyle w:val="TOC1"/>
+      </w:pPr>
+      <w:hyperlink w:anchor="h2">
+        <w:r>
+          <w:rPr>
+            <w:color w:val="000000"/>
+          </w:rPr>
+          <w:t xml:space="preserve">2 Introducción y fundamento</w:t>
+        </w:r>
+      </w:hyperlink>
+      <w:r>
+        <w:tab/>
+      </w:r>
+      <w:r>
+        <w:fldChar w:fldCharType="begin"/>
+      </w:r>
+      <w:r>
+        <w:instrText xml:space="preserve"> PAGEREF h2 \h </w:instrText>
+      </w:r>
+      <w:r>
+        <w:fldChar w:fldCharType="separate"/>
+      </w:r>
+      <w:r>
+        <w:t>3</w:t>
+      </w:r>
+      <w:r>
+        <w:fldChar w:fldCharType="end"/>
+      </w:r>
+    </w:p>
+    <w:p>
+      <w:pPr>
+        <w:pStyle w:val="TOC1"/>
+      </w:pPr>
+      <w:hyperlink w:anchor="h3">
+        <w:r>
+          <w:rPr>
+            <w:color w:val="000000"/>
+          </w:rPr>
+          <w:t xml:space="preserve">3 Justificación de la elección</w:t>
+        </w:r>
+      </w:hyperlink>
+      <w:r>
+        <w:tab/>
+      </w:r>
+      <w:r>
+        <w:fldChar w:fldCharType="begin"/>
+      </w:r>
+      <w:r>
+        <w:instrText xml:space="preserve"> PAGEREF h3 \h </w:instrText>
+      </w:r>
+      <w:r>
+        <w:fldChar w:fldCharType="separate"/>
+      </w:r>
+      <w:r>
+        <w:t>3</w:t>
+      </w:r>
+      <w:r>
+        <w:fldChar w:fldCharType="end"/>
+      </w:r>
+    </w:p>
+    <w:p>
+      <w:pPr>
+        <w:pStyle w:val="TOC1"/>
+      </w:pPr>
+      <w:hyperlink w:anchor="h4">
+        <w:r>
+          <w:rPr>
+            <w:color w:val="000000"/>
+          </w:rPr>
+          <w:t xml:space="preserve">4 Equipo y acuerdos de trabajo</w:t>
+        </w:r>
+      </w:hyperlink>
+      <w:r>
+        <w:tab/>
+      </w:r>
+      <w:r>
+        <w:fldChar w:fldCharType="begin"/>
+      </w:r>
+      <w:r>
+        <w:instrText xml:space="preserve"> PAGEREF h4 \h </w:instrText>
+      </w:r>
+      <w:r>
+        <w:fldChar w:fldCharType="separate"/>
+      </w:r>
+      <w:r>
+        <w:t>3</w:t>
+      </w:r>
+      <w:r>
+        <w:fldChar w:fldCharType="end"/>
+      </w:r>
+    </w:p>
+    <w:p>
+      <w:pPr>
+        <w:pStyle w:val="TOC1"/>
+      </w:pPr>
+      <w:hyperlink w:anchor="h5">
+        <w:r>
+          <w:rPr>
+            <w:color w:val="000000"/>
+          </w:rPr>
+          <w:t xml:space="preserve">5 Eventos y aplicación al semestre</w:t>
+        </w:r>
+      </w:hyperlink>
+      <w:r>
+        <w:tab/>
+      </w:r>
+      <w:r>
+        <w:fldChar w:fldCharType="begin"/>
+      </w:r>
+      <w:r>
+        <w:instrText xml:space="preserve"> PAGEREF h5 \h </w:instrText>
+      </w:r>
+      <w:r>
+        <w:fldChar w:fldCharType="separate"/>
+      </w:r>
+      <w:r>
+        <w:t>4</w:t>
+      </w:r>
+      <w:r>
+        <w:fldChar w:fldCharType="end"/>
+      </w:r>
+    </w:p>
+    <w:p>
+      <w:pPr>
+        <w:pStyle w:val="TOC2"/>
+      </w:pPr>
+      <w:hyperlink w:anchor="h6">
+        <w:r>
+          <w:rPr>
+            <w:color w:val="000000"/>
+          </w:rPr>
+          <w:t xml:space="preserve">5.1 Sprint Planning</w:t>
+        </w:r>
+      </w:hyperlink>
+      <w:r>
+        <w:tab/>
+      </w:r>
+      <w:r>
+        <w:fldChar w:fldCharType="begin"/>
+      </w:r>
+      <w:r>
+        <w:instrText xml:space="preserve"> PAGEREF h6 \h </w:instrText>
+      </w:r>
+      <w:r>
+        <w:fldChar w:fldCharType="separate"/>
+      </w:r>
+      <w:r>
+        <w:t>4</w:t>
+      </w:r>
+      <w:r>
+        <w:fldChar w:fldCharType="end"/>
+      </w:r>
+    </w:p>
+    <w:p>
+      <w:pPr>
+        <w:pStyle w:val="TOC2"/>
+      </w:pPr>
+      <w:hyperlink w:anchor="h7">
+        <w:r>
+          <w:rPr>
+            <w:color w:val="000000"/>
+          </w:rPr>
+          <w:t xml:space="preserve">5.2 Daily Scrum</w:t>
+        </w:r>
+      </w:hyperlink>
+      <w:r>
+        <w:tab/>
+      </w:r>
+      <w:r>
+        <w:fldChar w:fldCharType="begin"/>
+      </w:r>
+      <w:r>
+        <w:instrText xml:space="preserve"> PAGEREF h7 \h </w:instrText>
+      </w:r>
+      <w:r>
+        <w:fldChar w:fldCharType="separate"/>
+      </w:r>
+      <w:r>
+        <w:t>4</w:t>
+      </w:r>
+      <w:r>
+        <w:fldChar w:fldCharType="end"/>
+      </w:r>
+    </w:p>
+    <w:p>
+      <w:pPr>
+        <w:pStyle w:val="TOC2"/>
+      </w:pPr>
+      <w:hyperlink w:anchor="h8">
+        <w:r>
+          <w:rPr>
+            <w:color w:val="000000"/>
+          </w:rPr>
+          <w:t xml:space="preserve">5.3 Sprint Review</w:t>
+        </w:r>
+      </w:hyperlink>
+      <w:r>
+        <w:tab/>
+      </w:r>
+      <w:r>
+        <w:fldChar w:fldCharType="begin"/>
+      </w:r>
+      <w:r>
+        <w:instrText xml:space="preserve"> PAGEREF h8 \h </w:instrText>
+      </w:r>
+      <w:r>
+        <w:fldChar w:fldCharType="separate"/>
+      </w:r>
+      <w:r>
+        <w:t>4</w:t>
+      </w:r>
+      <w:r>
+        <w:fldChar w:fldCharType="end"/>
+      </w:r>
+    </w:p>
+    <w:p>
+      <w:pPr>
+        <w:pStyle w:val="TOC2"/>
+      </w:pPr>
+      <w:hyperlink w:anchor="h9">
+        <w:r>
+          <w:rPr>
+            <w:color w:val="000000"/>
+          </w:rPr>
+          <w:t xml:space="preserve">5.4 Sprint Retrospective</w:t>
+        </w:r>
+      </w:hyperlink>
+      <w:r>
+        <w:tab/>
+      </w:r>
+      <w:r>
+        <w:fldChar w:fldCharType="begin"/>
+      </w:r>
+      <w:r>
+        <w:instrText xml:space="preserve"> PAGEREF h9 \h </w:instrText>
+      </w:r>
+      <w:r>
+        <w:fldChar w:fldCharType="separate"/>
+      </w:r>
+      <w:r>
+        <w:t>4</w:t>
+      </w:r>
+      <w:r>
+        <w:fldChar w:fldCharType="end"/>
+      </w:r>
+    </w:p>
+    <w:p>
+      <w:pPr>
+        <w:pStyle w:val="TOC1"/>
+      </w:pPr>
+      <w:hyperlink w:anchor="h10">
+        <w:r>
+          <w:rPr>
+            <w:color w:val="000000"/>
+          </w:rPr>
+          <w:t xml:space="preserve">6 Artefactos y compromisos</w:t>
+        </w:r>
+      </w:hyperlink>
+      <w:r>
+        <w:tab/>
+      </w:r>
+      <w:r>
+        <w:fldChar w:fldCharType="begin"/>
+      </w:r>
+      <w:r>
+        <w:instrText xml:space="preserve"> PAGEREF h10 \h </w:instrText>
+      </w:r>
+      <w:r>
+        <w:fldChar w:fldCharType="separate"/>
+      </w:r>
+      <w:r>
+        <w:t>4</w:t>
+      </w:r>
+      <w:r>
+        <w:fldChar w:fldCharType="end"/>
+      </w:r>
+    </w:p>
+    <w:p>
+      <w:pPr>
+        <w:pStyle w:val="TOC1"/>
+      </w:pPr>
+      <w:hyperlink w:anchor="h11">
+        <w:r>
+          <w:rPr>
+            <w:color w:val="000000"/>
+          </w:rPr>
+          <w:t xml:space="preserve">7 Adaptaciones y límites de la aplicación</w:t>
+        </w:r>
+      </w:hyperlink>
+      <w:r>
+        <w:tab/>
+      </w:r>
+      <w:r>
+        <w:fldChar w:fldCharType="begin"/>
+      </w:r>
+      <w:r>
+        <w:instrText xml:space="preserve"> PAGEREF h11 \h </w:instrText>
+      </w:r>
+      <w:r>
+        <w:fldChar w:fldCharType="separate"/>
+      </w:r>
+      <w:r>
+        <w:t>5</w:t>
+      </w:r>
+      <w:r>
+        <w:fldChar w:fldCharType="end"/>
+      </w:r>
+    </w:p>
+    <w:p>
+      <w:pPr>
+        <w:pStyle w:val="TOC1"/>
+      </w:pPr>
+      <w:hyperlink w:anchor="h12">
+        <w:r>
+          <w:rPr>
+            <w:color w:val="000000"/>
+          </w:rPr>
+          <w:t xml:space="preserve">8 Trazabilidad y control de cambios</w:t>
+        </w:r>
+      </w:hyperlink>
+      <w:r>
+        <w:tab/>
+      </w:r>
+      <w:r>
+        <w:fldChar w:fldCharType="begin"/>
+      </w:r>
+      <w:r>
+        <w:instrText xml:space="preserve"> PAGEREF h12 \h </w:instrText>
+      </w:r>
+      <w:r>
+        <w:fldChar w:fldCharType="separate"/>
+      </w:r>
+      <w:r>
+        <w:t>5</w:t>
+      </w:r>
+      <w:r>
+        <w:fldChar w:fldCharType="end"/>
+      </w:r>
+    </w:p>
+    <w:p>
+      <w:pPr>
+        <w:pStyle w:val="TOC1"/>
+      </w:pPr>
+      <w:hyperlink w:anchor="h13">
+        <w:r>
+          <w:rPr>
+            <w:color w:val="000000"/>
+          </w:rPr>
+          <w:t xml:space="preserve">9 Planificación de Sprints   Localito</w:t>
+        </w:r>
+      </w:hyperlink>
+      <w:r>
+        <w:tab/>
+      </w:r>
+      <w:r>
+        <w:fldChar w:fldCharType="begin"/>
+      </w:r>
+      <w:r>
+        <w:instrText xml:space="preserve"> PAGEREF h13 \h </w:instrText>
+      </w:r>
+      <w:r>
+        <w:fldChar w:fldCharType="separate"/>
+      </w:r>
+      <w:r>
+        <w:t>5</w:t>
+      </w:r>
+      <w:r>
+        <w:fldChar w:fldCharType="end"/>
+      </w:r>
+    </w:p>
+    <w:p>
+      <w:pPr>
+        <w:pStyle w:val="TOC2"/>
+      </w:pPr>
+      <w:hyperlink w:anchor="h14">
+        <w:r>
+          <w:rPr>
+            <w:color w:val="000000"/>
+          </w:rPr>
+          <w:t xml:space="preserve">9.1 Estado del Sprint 4 al 03 10 2026</w:t>
+        </w:r>
+      </w:hyperlink>
+      <w:r>
+        <w:tab/>
+      </w:r>
+      <w:r>
+        <w:fldChar w:fldCharType="begin"/>
+      </w:r>
+      <w:r>
+        <w:instrText xml:space="preserve"> PAGEREF h14 \h </w:instrText>
+      </w:r>
+      <w:r>
+        <w:fldChar w:fldCharType="separate"/>
+      </w:r>
+      <w:r>
+        <w:t>7</w:t>
+      </w:r>
+      <w:r>
+        <w:fldChar w:fldCharType="end"/>
+      </w:r>
+    </w:p>
+    <w:p>
+      <w:pPr>
+        <w:pStyle w:val="TOC2"/>
+      </w:pPr>
+      <w:hyperlink w:anchor="h15">
+        <w:r>
+          <w:rPr>
+            <w:color w:val="000000"/>
+          </w:rPr>
+          <w:t xml:space="preserve">9.2 Regla para Sprints futuros</w:t>
+        </w:r>
+      </w:hyperlink>
+      <w:r>
+        <w:tab/>
+      </w:r>
+      <w:r>
+        <w:fldChar w:fldCharType="begin"/>
+      </w:r>
+      <w:r>
+        <w:instrText xml:space="preserve"> PAGEREF h15 \h </w:instrText>
+      </w:r>
+      <w:r>
+        <w:fldChar w:fldCharType="separate"/>
+      </w:r>
+      <w:r>
+        <w:t>7</w:t>
+      </w:r>
+      <w:r>
+        <w:fldChar w:fldCharType="end"/>
+      </w:r>
+    </w:p>
+    <w:p>
+      <w:pPr>
+        <w:pStyle w:val="TOC1"/>
+      </w:pPr>
+      <w:hyperlink w:anchor="h16">
+        <w:r>
+          <w:rPr>
+            <w:color w:val="000000"/>
+          </w:rPr>
+          <w:t xml:space="preserve">10 Tableros Trello oficiales   Localito</w:t>
+        </w:r>
+      </w:hyperlink>
+      <w:r>
+        <w:tab/>
+      </w:r>
+      <w:r>
+        <w:fldChar w:fldCharType="begin"/>
+      </w:r>
+      <w:r>
+        <w:instrText xml:space="preserve"> PAGEREF h16 \h </w:instrText>
+      </w:r>
+      <w:r>
+        <w:fldChar w:fldCharType="separate"/>
+      </w:r>
+      <w:r>
+        <w:t>7</w:t>
+      </w:r>
+      <w:r>
+        <w:fldChar w:fldCharType="end"/>
+      </w:r>
+    </w:p>
+    <w:p>
+      <w:pPr>
+        <w:pStyle w:val="TOC2"/>
+      </w:pPr>
+      <w:hyperlink w:anchor="h17">
+        <w:r>
+          <w:rPr>
+            <w:color w:val="000000"/>
+          </w:rPr>
+          <w:t xml:space="preserve">10.1 Responsables</w:t>
+        </w:r>
+      </w:hyperlink>
+      <w:r>
+        <w:tab/>
+      </w:r>
+      <w:r>
+        <w:fldChar w:fldCharType="begin"/>
+      </w:r>
+      <w:r>
+        <w:instrText xml:space="preserve"> PAGEREF h17 \h </w:instrText>
+      </w:r>
+      <w:r>
+        <w:fldChar w:fldCharType="separate"/>
+      </w:r>
+      <w:r>
+        <w:t>8</w:t>
+      </w:r>
+      <w:r>
+        <w:fldChar w:fldCharType="end"/>
+      </w:r>
+    </w:p>
+    <w:p>
+      <w:pPr>
+        <w:pStyle w:val="TOC2"/>
+      </w:pPr>
+      <w:hyperlink w:anchor="h18">
+        <w:r>
+          <w:rPr>
+            <w:color w:val="000000"/>
+          </w:rPr>
+          <w:t xml:space="preserve">10.2 Convención de futuro</w:t>
+        </w:r>
+      </w:hyperlink>
+      <w:r>
+        <w:tab/>
+      </w:r>
+      <w:r>
+        <w:fldChar w:fldCharType="begin"/>
+      </w:r>
+      <w:r>
+        <w:instrText xml:space="preserve"> PAGEREF h18 \h </w:instrText>
+      </w:r>
+      <w:r>
+        <w:fldChar w:fldCharType="separate"/>
+      </w:r>
+      <w:r>
+        <w:t>8</w:t>
+      </w:r>
+      <w:r>
+        <w:fldChar w:fldCharType="end"/>
+      </w:r>
+    </w:p>
+    <w:p>
+      <w:pPr>
+        <w:pStyle w:val="TOC1"/>
+      </w:pPr>
+      <w:hyperlink w:anchor="h19">
+        <w:r>
+          <w:rPr>
+            <w:color w:val="000000"/>
+          </w:rPr>
+          <w:t xml:space="preserve">11 Conclusiones</w:t>
+        </w:r>
+      </w:hyperlink>
+      <w:r>
+        <w:tab/>
+      </w:r>
+      <w:r>
+        <w:fldChar w:fldCharType="begin"/>
+      </w:r>
+      <w:r>
+        <w:instrText xml:space="preserve"> PAGEREF h19 \h </w:instrText>
+      </w:r>
+      <w:r>
+        <w:fldChar w:fldCharType="separate"/>
+      </w:r>
+      <w:r>
+        <w:t>8</w:t>
+      </w:r>
+      <w:r>
+        <w:fldChar w:fldCharType="end"/>
+      </w:r>
+    </w:p>
+    <w:p>
+      <w:pPr>
+        <w:pStyle w:val="TOC1"/>
+      </w:pPr>
+      <w:hyperlink w:anchor="h20">
+        <w:r>
+          <w:rPr>
+            <w:color w:val="000000"/>
+          </w:rPr>
+          <w:t xml:space="preserve">12 Referencias y evidencia de la versión</w:t>
+        </w:r>
+      </w:hyperlink>
+      <w:r>
+        <w:tab/>
+      </w:r>
+      <w:r>
+        <w:fldChar w:fldCharType="begin"/>
+      </w:r>
+      <w:r>
+        <w:instrText xml:space="preserve"> PAGEREF h20 \h </w:instrText>
+      </w:r>
+      <w:r>
+        <w:fldChar w:fldCharType="separate"/>
+      </w:r>
+      <w:r>
+        <w:t>8</w:t>
+      </w:r>
+      <w:r>
+        <w:fldChar w:fldCharType="end"/>
+      </w:r>
+      <w:r>
+        <w:fldChar w:fldCharType="end"/>
+      </w:r>
+    </w:p>
+    <w:p>
+      <w:r>
+        <w:br w:type="page"/>
       </w:r>
     </w:p>
     <w:p>
       <w:pPr>
         <w:pStyle w:val="Heading1"/>
       </w:pPr>
-      <w:r>
-        <w:t>2. Justificación</w:t>
-      </w:r>
+      <w:bookmarkStart w:id="1" w:name="h1"/>
+      <w:r>
+        <w:t>1 Resumen ejecutivo</w:t>
+      </w:r>
+      <w:bookmarkEnd w:id="1"/>
     </w:p>
     <w:p>
       <w:r>
-        <w:t>Scrum es adecuado porque el producto se compone de módulos relacionados pero desarrollables por incrementos —POS, inventario, caja, clientes, compras, reportes e IA— y requiere revisar resultados y prioridades durante el desarrollo. El enfoque evita comprometer anticipadamente trabajo futuro y permite ajustar el Product Backlog de acuerdo con valor, dependencias y evidencia disponible.</w:t>
+        <w:t>El equipo de Localito utiliza Scrum para gestionar un producto cuya solución y calidad se desarrollan de manera incremental. Trello es la fuente de seguimiento activa descrita por el repositorio; Jira se conserva como antecedente histórico. La planificación contiene una etapa de preparación y ocho Sprints, con Sprint 4 en curso al 03 de octubre de 2026. Los tableros futuros no contienen historias comprometidas.</w:t>
+      </w:r>
+    </w:p>
+    <w:p>
+      <w:r>
+        <w:t>La aplicación del marco debe distinguir estado de tarjeta, presencia de código y evidencia de aceptación. Este documento describe roles, eventos, artefactos, ajustes académicos y controles de trazabilidad. No añade reuniones, asistencia ni resultados que no existan en los registros del proyecto.</w:t>
       </w:r>
     </w:p>
     <w:p>
       <w:pPr>
         <w:pStyle w:val="Heading1"/>
       </w:pPr>
-      <w:r>
-        <w:t>Equipo Scrum</w:t>
-      </w:r>
+      <w:bookmarkStart w:id="2" w:name="h2"/>
+      <w:r>
+        <w:t>2 Introducción y fundamento</w:t>
+      </w:r>
+      <w:bookmarkEnd w:id="2"/>
+    </w:p>
+    <w:p>
+      <w:r>
+        <w:t>Localito combina módulos que se relacionan entre sí y decisiones sujetas a aprendizaje: operación offline, pagos mixtos, catálogo y reconocimiento visual. Un enfoque incremental permite demostrar una venta básica antes de ampliar funciones, revisar errores y reordenar trabajo según su valor. La elección no se justifica solamente por usar un tablero o asignar fechas; debe existir inspección del incremento y adaptación del plan.</w:t>
+      </w:r>
+    </w:p>
+    <w:p>
+      <w:r>
+        <w:t>La Guía Scrum define responsabilidades, eventos y artefactos; Localito toma esa guía como referencia principal [R6]. Las prácticas de historias de usuario, colores y plantillas de tarjetas se utilizan como herramientas del equipo. No se presentan como elementos obligatorios de Scrum.</w:t>
+      </w:r>
+    </w:p>
+    <w:p>
+      <w:pPr>
+        <w:pStyle w:val="Heading1"/>
+      </w:pPr>
+      <w:bookmarkStart w:id="3" w:name="h3"/>
+      <w:r>
+        <w:t>3 Justificación de la elección</w:t>
+      </w:r>
+      <w:bookmarkEnd w:id="3"/>
+    </w:p>
+    <w:p>
+      <w:r>
+        <w:t>Una planificación completamente predictiva sería difícil de mantener ante cambios de proveedor de IA, errores de sincronización y aprendizaje sobre el flujo del vendedor. Scrum permite limitar el compromiso al objetivo de una iteración y mantener las capacidades futuras en un backlog ordenado. El equipo conserva la necesidad de documentar arquitectura y requisitos: usar un marco ágil no elimina ese trabajo.</w:t>
+      </w:r>
+    </w:p>
+    <w:p>
+      <w:r>
+        <w:t>La entrega académica exige trazabilidad adicional. Una historia cerrada necesita criterios, evidencia técnica y explicación funcional para el evaluador. Por eso el plan de trabajo se vincula con commits y casos de prueba. Si solo existe un componente visual o una prueba en memoria, la observación debe indicar el alcance real.</w:t>
+      </w:r>
+    </w:p>
+    <w:p>
+      <w:pPr>
+        <w:pStyle w:val="Heading1"/>
+      </w:pPr>
+      <w:bookmarkStart w:id="4" w:name="h4"/>
+      <w:r>
+        <w:t>4 Equipo y acuerdos de trabajo</w:t>
+      </w:r>
+      <w:bookmarkEnd w:id="4"/>
     </w:p>
     <w:tbl>
       <w:tblPr>
-        <w:tblStyle w:val="TableGrid"/>
         <w:tblW w:type="auto" w:w="0"/>
         <w:jc w:val="center"/>
+        <w:tblLayout w:type="fixed"/>
         <w:tblLook w:firstColumn="1" w:firstRow="1" w:lastColumn="0" w:lastRow="0" w:noHBand="0" w:noVBand="1" w:val="04A0"/>
+        <w:tblBorders>
+          <w:top w:val="single" w:sz="4" w:color="D9D9D9"/>
+          <w:left w:val="single" w:sz="4" w:color="D9D9D9"/>
+          <w:bottom w:val="single" w:sz="4" w:color="D9D9D9"/>
+          <w:right w:val="single" w:sz="4" w:color="D9D9D9"/>
+          <w:insideH w:val="single" w:sz="4" w:color="D9D9D9"/>
+          <w:insideV w:val="single" w:sz="4" w:color="D9D9D9"/>
+        </w:tblBorders>
+        <w:tblCellMar>
+          <w:top w:w="85" w:type="dxa"/>
+          <w:bottom w:w="85" w:type="dxa"/>
+          <w:left w:w="100" w:type="dxa"/>
+          <w:right w:w="100" w:type="dxa"/>
+        </w:tblCellMar>
       </w:tblPr>
       <w:tblGrid>
-        <w:gridCol w:w="3286"/>
-        <w:gridCol w:w="3286"/>
-        <w:gridCol w:w="3286"/>
+        <w:gridCol w:w="1794"/>
+        <w:gridCol w:w="3261"/>
+        <w:gridCol w:w="4592"/>
       </w:tblGrid>
       <w:tr>
         <w:trPr>
-          <w:tblHeader w:val="true"/>
+          <w:tblHeader/>
+          <w:cantSplit/>
         </w:trPr>
         <w:tc>
           <w:tcPr>
-            <w:tcW w:type="dxa" w:w="2268"/>
-            <w:shd w:fill="17365D"/>
-            <w:tcMar>
-              <w:top w:w="80" w:type="dxa"/>
-              <w:start w:w="90" w:type="dxa"/>
-              <w:bottom w:w="80" w:type="dxa"/>
-              <w:end w:w="90" w:type="dxa"/>
-            </w:tcMar>
+            <w:tcW w:type="dxa" w:w="1794"/>
+            <w:vAlign w:val="center"/>
+            <w:shd w:fill="404040"/>
           </w:tcPr>
           <w:p>
+            <w:pPr>
+              <w:keepNext w:val="0"/>
+              <w:spacing w:line="252" w:lineRule="auto" w:after="0"/>
+            </w:pPr>
             <w:r>
               <w:rPr>
-                <w:rFonts w:ascii="Arial" w:hAnsi="Arial"/>
                 <w:b/>
                 <w:color w:val="FFFFFF"/>
-                <w:sz w:val="18"/>
+                <w:sz w:val="19"/>
               </w:rPr>
               <w:t>Integrante</w:t>
             </w:r>
@@ -713,67 +852,67 @@
         </w:tc>
         <w:tc>
           <w:tcPr>
-            <w:tcW w:type="dxa" w:w="1701"/>
-            <w:shd w:fill="17365D"/>
-            <w:tcMar>
-              <w:top w:w="80" w:type="dxa"/>
-              <w:start w:w="90" w:type="dxa"/>
-              <w:bottom w:w="80" w:type="dxa"/>
-              <w:end w:w="90" w:type="dxa"/>
-            </w:tcMar>
+            <w:tcW w:type="dxa" w:w="3261"/>
+            <w:vAlign w:val="center"/>
+            <w:shd w:fill="404040"/>
           </w:tcPr>
           <w:p>
+            <w:pPr>
+              <w:keepNext w:val="0"/>
+              <w:spacing w:line="252" w:lineRule="auto" w:after="0"/>
+            </w:pPr>
             <w:r>
               <w:rPr>
-                <w:rFonts w:ascii="Arial" w:hAnsi="Arial"/>
                 <w:b/>
                 <w:color w:val="FFFFFF"/>
-                <w:sz w:val="18"/>
+                <w:sz w:val="19"/>
               </w:rPr>
-              <w:t>Rol</w:t>
+              <w:t>Responsabilidad</w:t>
             </w:r>
           </w:p>
         </w:tc>
         <w:tc>
           <w:tcPr>
-            <w:tcW w:type="dxa" w:w="5102"/>
-            <w:shd w:fill="17365D"/>
-            <w:tcMar>
-              <w:top w:w="80" w:type="dxa"/>
-              <w:start w:w="90" w:type="dxa"/>
-              <w:bottom w:w="80" w:type="dxa"/>
-              <w:end w:w="90" w:type="dxa"/>
-            </w:tcMar>
+            <w:tcW w:type="dxa" w:w="4592"/>
+            <w:vAlign w:val="center"/>
+            <w:shd w:fill="404040"/>
           </w:tcPr>
           <w:p>
+            <w:pPr>
+              <w:keepNext w:val="0"/>
+              <w:spacing w:line="252" w:lineRule="auto" w:after="0"/>
+            </w:pPr>
             <w:r>
               <w:rPr>
-                <w:rFonts w:ascii="Arial" w:hAnsi="Arial"/>
                 <w:b/>
                 <w:color w:val="FFFFFF"/>
-                <w:sz w:val="18"/>
+                <w:sz w:val="19"/>
               </w:rPr>
-              <w:t>Responsabilidad</w:t>
+              <w:t>Evidencia de aplicación</w:t>
             </w:r>
           </w:p>
         </w:tc>
       </w:tr>
       <w:tr>
+        <w:trPr>
+          <w:cantSplit/>
+        </w:trPr>
         <w:tc>
           <w:tcPr>
-            <w:tcW w:type="dxa" w:w="2268"/>
-            <w:tcMar>
-              <w:top w:w="80" w:type="dxa"/>
-              <w:start w:w="90" w:type="dxa"/>
-              <w:bottom w:w="80" w:type="dxa"/>
-              <w:end w:w="90" w:type="dxa"/>
-            </w:tcMar>
+            <w:tcW w:type="dxa" w:w="1794"/>
+            <w:vAlign w:val="center"/>
+            <w:shd w:fill="FFFFFF"/>
           </w:tcPr>
           <w:p>
+            <w:pPr>
+              <w:keepNext w:val="0"/>
+              <w:spacing w:line="252" w:lineRule="auto" w:after="0"/>
+            </w:pPr>
             <w:r>
               <w:rPr>
-                <w:rFonts w:ascii="Arial" w:hAnsi="Arial"/>
-                <w:sz w:val="18"/>
+                <w:b w:val="0"/>
+                <w:color w:val="000000"/>
+                <w:sz w:val="19"/>
               </w:rPr>
               <w:t>Alexander Patiño</w:t>
             </w:r>
@@ -781,62 +920,67 @@
         </w:tc>
         <w:tc>
           <w:tcPr>
-            <w:tcW w:type="dxa" w:w="1701"/>
-            <w:tcMar>
-              <w:top w:w="80" w:type="dxa"/>
-              <w:start w:w="90" w:type="dxa"/>
-              <w:bottom w:w="80" w:type="dxa"/>
-              <w:end w:w="90" w:type="dxa"/>
-            </w:tcMar>
+            <w:tcW w:type="dxa" w:w="3261"/>
+            <w:vAlign w:val="center"/>
+            <w:shd w:fill="FFFFFF"/>
           </w:tcPr>
           <w:p>
+            <w:pPr>
+              <w:keepNext w:val="0"/>
+              <w:spacing w:line="252" w:lineRule="auto" w:after="0"/>
+            </w:pPr>
             <w:r>
               <w:rPr>
-                <w:rFonts w:ascii="Arial" w:hAnsi="Arial"/>
-                <w:sz w:val="18"/>
+                <w:b w:val="0"/>
+                <w:color w:val="000000"/>
+                <w:sz w:val="19"/>
               </w:rPr>
-              <w:t>Product Owner</w:t>
+              <w:t>Product Owner y orden del backlog</w:t>
             </w:r>
           </w:p>
         </w:tc>
         <w:tc>
           <w:tcPr>
-            <w:tcW w:type="dxa" w:w="5102"/>
-            <w:tcMar>
-              <w:top w:w="80" w:type="dxa"/>
-              <w:start w:w="90" w:type="dxa"/>
-              <w:bottom w:w="80" w:type="dxa"/>
-              <w:end w:w="90" w:type="dxa"/>
-            </w:tcMar>
+            <w:tcW w:type="dxa" w:w="4592"/>
+            <w:vAlign w:val="center"/>
+            <w:shd w:fill="FFFFFF"/>
           </w:tcPr>
           <w:p>
+            <w:pPr>
+              <w:keepNext w:val="0"/>
+              <w:spacing w:line="252" w:lineRule="auto" w:after="0"/>
+            </w:pPr>
             <w:r>
               <w:rPr>
-                <w:rFonts w:ascii="Arial" w:hAnsi="Arial"/>
-                <w:sz w:val="18"/>
+                <w:b w:val="0"/>
+                <w:color w:val="000000"/>
+                <w:sz w:val="19"/>
               </w:rPr>
-              <w:t>Priorización, visión del producto y validación de criterios de aceptación.</w:t>
+              <w:t>Historias, prioridades y aceptación</w:t>
             </w:r>
           </w:p>
         </w:tc>
       </w:tr>
       <w:tr>
+        <w:trPr>
+          <w:cantSplit/>
+        </w:trPr>
         <w:tc>
           <w:tcPr>
-            <w:tcW w:type="dxa" w:w="2268"/>
-            <w:tcMar>
-              <w:top w:w="80" w:type="dxa"/>
-              <w:start w:w="90" w:type="dxa"/>
-              <w:bottom w:w="80" w:type="dxa"/>
-              <w:end w:w="90" w:type="dxa"/>
-            </w:tcMar>
-            <w:shd w:fill="F8FBFE"/>
+            <w:tcW w:type="dxa" w:w="1794"/>
+            <w:vAlign w:val="center"/>
+            <w:shd w:fill="F4F4F4"/>
           </w:tcPr>
           <w:p>
+            <w:pPr>
+              <w:keepNext w:val="0"/>
+              <w:spacing w:line="252" w:lineRule="auto" w:after="0"/>
+            </w:pPr>
             <w:r>
               <w:rPr>
-                <w:rFonts w:ascii="Arial" w:hAnsi="Arial"/>
-                <w:sz w:val="18"/>
+                <w:b w:val="0"/>
+                <w:color w:val="000000"/>
+                <w:sz w:val="19"/>
               </w:rPr>
               <w:t>Samuel Solís</w:t>
             </w:r>
@@ -844,63 +988,67 @@
         </w:tc>
         <w:tc>
           <w:tcPr>
-            <w:tcW w:type="dxa" w:w="1701"/>
-            <w:tcMar>
-              <w:top w:w="80" w:type="dxa"/>
-              <w:start w:w="90" w:type="dxa"/>
-              <w:bottom w:w="80" w:type="dxa"/>
-              <w:end w:w="90" w:type="dxa"/>
-            </w:tcMar>
-            <w:shd w:fill="F8FBFE"/>
+            <w:tcW w:type="dxa" w:w="3261"/>
+            <w:vAlign w:val="center"/>
+            <w:shd w:fill="F4F4F4"/>
           </w:tcPr>
           <w:p>
+            <w:pPr>
+              <w:keepNext w:val="0"/>
+              <w:spacing w:line="252" w:lineRule="auto" w:after="0"/>
+            </w:pPr>
             <w:r>
               <w:rPr>
-                <w:rFonts w:ascii="Arial" w:hAnsi="Arial"/>
-                <w:sz w:val="18"/>
+                <w:b w:val="0"/>
+                <w:color w:val="000000"/>
+                <w:sz w:val="19"/>
               </w:rPr>
-              <w:t>Scrum Master</w:t>
+              <w:t>Scrum Master y seguimiento</w:t>
             </w:r>
           </w:p>
         </w:tc>
         <w:tc>
           <w:tcPr>
-            <w:tcW w:type="dxa" w:w="5102"/>
-            <w:tcMar>
-              <w:top w:w="80" w:type="dxa"/>
-              <w:start w:w="90" w:type="dxa"/>
-              <w:bottom w:w="80" w:type="dxa"/>
-              <w:end w:w="90" w:type="dxa"/>
-            </w:tcMar>
-            <w:shd w:fill="F8FBFE"/>
+            <w:tcW w:type="dxa" w:w="4592"/>
+            <w:vAlign w:val="center"/>
+            <w:shd w:fill="F4F4F4"/>
           </w:tcPr>
           <w:p>
+            <w:pPr>
+              <w:keepNext w:val="0"/>
+              <w:spacing w:line="252" w:lineRule="auto" w:after="0"/>
+            </w:pPr>
             <w:r>
               <w:rPr>
-                <w:rFonts w:ascii="Arial" w:hAnsi="Arial"/>
-                <w:sz w:val="18"/>
+                <w:b w:val="0"/>
+                <w:color w:val="000000"/>
+                <w:sz w:val="19"/>
               </w:rPr>
-              <w:t>Facilitación Scrum, seguimiento de impedimentos y mejora continua.</w:t>
+              <w:t>Impedimentos, eventos y acciones de mejora</w:t>
             </w:r>
           </w:p>
         </w:tc>
       </w:tr>
       <w:tr>
+        <w:trPr>
+          <w:cantSplit/>
+        </w:trPr>
         <w:tc>
           <w:tcPr>
-            <w:tcW w:type="dxa" w:w="2268"/>
-            <w:tcMar>
-              <w:top w:w="80" w:type="dxa"/>
-              <w:start w:w="90" w:type="dxa"/>
-              <w:bottom w:w="80" w:type="dxa"/>
-              <w:end w:w="90" w:type="dxa"/>
-            </w:tcMar>
+            <w:tcW w:type="dxa" w:w="1794"/>
+            <w:vAlign w:val="center"/>
+            <w:shd w:fill="FFFFFF"/>
           </w:tcPr>
           <w:p>
+            <w:pPr>
+              <w:keepNext w:val="0"/>
+              <w:spacing w:line="252" w:lineRule="auto" w:after="0"/>
+            </w:pPr>
             <w:r>
               <w:rPr>
-                <w:rFonts w:ascii="Arial" w:hAnsi="Arial"/>
-                <w:sz w:val="18"/>
+                <w:b w:val="0"/>
+                <w:color w:val="000000"/>
+                <w:sz w:val="19"/>
               </w:rPr>
               <w:t>Camilo González</w:t>
             </w:r>
@@ -908,893 +1056,1689 @@
         </w:tc>
         <w:tc>
           <w:tcPr>
-            <w:tcW w:type="dxa" w:w="1701"/>
-            <w:tcMar>
-              <w:top w:w="80" w:type="dxa"/>
-              <w:start w:w="90" w:type="dxa"/>
-              <w:bottom w:w="80" w:type="dxa"/>
-              <w:end w:w="90" w:type="dxa"/>
-            </w:tcMar>
+            <w:tcW w:type="dxa" w:w="3261"/>
+            <w:vAlign w:val="center"/>
+            <w:shd w:fill="FFFFFF"/>
           </w:tcPr>
           <w:p>
+            <w:pPr>
+              <w:keepNext w:val="0"/>
+              <w:spacing w:line="252" w:lineRule="auto" w:after="0"/>
+            </w:pPr>
             <w:r>
               <w:rPr>
-                <w:rFonts w:ascii="Arial" w:hAnsi="Arial"/>
-                <w:sz w:val="18"/>
+                <w:b w:val="0"/>
+                <w:color w:val="000000"/>
+                <w:sz w:val="19"/>
               </w:rPr>
-              <w:t>Developer</w:t>
+              <w:t>Desarrollo e integración</w:t>
             </w:r>
           </w:p>
         </w:tc>
         <w:tc>
           <w:tcPr>
-            <w:tcW w:type="dxa" w:w="5102"/>
-            <w:tcMar>
-              <w:top w:w="80" w:type="dxa"/>
-              <w:start w:w="90" w:type="dxa"/>
-              <w:bottom w:w="80" w:type="dxa"/>
-              <w:end w:w="90" w:type="dxa"/>
-            </w:tcMar>
+            <w:tcW w:type="dxa" w:w="4592"/>
+            <w:vAlign w:val="center"/>
+            <w:shd w:fill="FFFFFF"/>
           </w:tcPr>
           <w:p>
+            <w:pPr>
+              <w:keepNext w:val="0"/>
+              <w:spacing w:line="252" w:lineRule="auto" w:after="0"/>
+            </w:pPr>
             <w:r>
               <w:rPr>
-                <w:rFonts w:ascii="Arial" w:hAnsi="Arial"/>
-                <w:sz w:val="18"/>
+                <w:b w:val="0"/>
+                <w:color w:val="000000"/>
+                <w:sz w:val="19"/>
               </w:rPr>
-              <w:t>Implementación, integración, datos, frontend, backend y pruebas técnicas.</w:t>
+              <w:t>Código, pruebas, build y documentación</w:t>
             </w:r>
           </w:p>
         </w:tc>
       </w:tr>
     </w:tbl>
-    <w:p/>
+    <w:p>
+      <w:pPr>
+        <w:spacing w:after="20"/>
+      </w:pPr>
+    </w:p>
+    <w:p>
+      <w:r>
+        <w:t>El trabajo técnico puede distribuirse entre integrantes según capacidad. El responsable de una tarjeta indica seguimiento actual y no convierte todas las historias de Alexander en implementación exclusiva de Alexander. Las responsabilidades Scrum y las asignaciones operativas deben mantenerse distinguibles.</w:t>
+      </w:r>
+    </w:p>
+    <w:p>
+      <w:r>
+        <w:t>Los acuerdos propuestos para mejorar la trazabilidad consisten en registrar un identificador de historia en los cambios relevantes, actualizar pruebas al variar una regla y conservar el estado pendiente cuando falta evidencia. Estos acuerdos se documentan como reglas de trabajo a aplicar, sin afirmar que fueron aprobados en una reunión inexistente.</w:t>
+      </w:r>
+    </w:p>
     <w:p>
       <w:pPr>
         <w:pStyle w:val="Heading1"/>
       </w:pPr>
-      <w:r>
-        <w:t>3. Eventos</w:t>
+      <w:bookmarkStart w:id="5" w:name="h5"/>
+      <w:r>
+        <w:t>5 Eventos y aplicación al semestre</w:t>
+      </w:r>
+      <w:bookmarkEnd w:id="5"/>
+    </w:p>
+    <w:p>
+      <w:pPr>
+        <w:pStyle w:val="Heading2"/>
+      </w:pPr>
+      <w:bookmarkStart w:id="6" w:name="h6"/>
+      <w:r>
+        <w:t>5.1 Sprint Planning</w:t>
+      </w:r>
+      <w:bookmarkEnd w:id="6"/>
+    </w:p>
+    <w:p>
+      <w:r>
+        <w:t>El Planning define por qué la iteración es valiosa, qué elementos se seleccionan y cómo se entregan. En Localito debe revisar dependencias: para vender con stock es necesario disponer de catálogo, identidad y persistencia. El objetivo no se reemplaza por una lista de tareas; orienta las decisiones si el alcance necesita renegociarse.</w:t>
+      </w:r>
+    </w:p>
+    <w:p>
+      <w:r>
+        <w:t>El equipo debe estimar su capacidad considerando actividades académicas y disponibilidad real. Las estimaciones nuevas pueden expresarse como propuestas de refinamiento, pero no se inventan story points históricos. Antes de incorporar historias futuras se comprueba que el objetivo y sus criterios sean comprendidos por quien desarrolla y quien acepta.</w:t>
+      </w:r>
+    </w:p>
+    <w:p>
+      <w:pPr>
+        <w:pStyle w:val="Heading2"/>
+      </w:pPr>
+      <w:bookmarkStart w:id="7" w:name="h7"/>
+      <w:r>
+        <w:t>5.2 Daily Scrum</w:t>
+      </w:r>
+      <w:bookmarkEnd w:id="7"/>
+    </w:p>
+    <w:p>
+      <w:r>
+        <w:t>Su utilidad es adaptar el plan de los Developers hacia el objetivo del Sprint. Los registros académicos pueden documentar impedimentos y decisiones, pero un chat informal no prueba por sí solo un evento formal diario. La ejecución exacta y asistencia deben sustentarse en evidencia del equipo, sin fabricar actas.</w:t>
+      </w:r>
+    </w:p>
+    <w:p>
+      <w:pPr>
+        <w:pStyle w:val="Heading2"/>
+      </w:pPr>
+      <w:bookmarkStart w:id="8" w:name="h8"/>
+      <w:r>
+        <w:t>5.3 Sprint Review</w:t>
+      </w:r>
+      <w:bookmarkEnd w:id="8"/>
+    </w:p>
+    <w:p>
+      <w:r>
+        <w:t>La Review permite inspeccionar el incremento con interesados. Para Localito, mostrar una venta y verificar el stock resultante aporta más que describir que el módulo está listo. Debe anotarse qué se demostró, qué recibió observaciones y qué pasa al backlog. Un video puede apoyar la demostración, pero no sustituye aceptación o pruebas de base de datos.</w:t>
+      </w:r>
+    </w:p>
+    <w:p>
+      <w:pPr>
+        <w:pStyle w:val="Heading2"/>
+      </w:pPr>
+      <w:bookmarkStart w:id="9" w:name="h9"/>
+      <w:r>
+        <w:t>5.4 Sprint Retrospective</w:t>
+      </w:r>
+      <w:bookmarkEnd w:id="9"/>
+    </w:p>
+    <w:p>
+      <w:r>
+        <w:t>La retrospectiva analiza la forma de trabajar y genera acciones realizables. El documento de Retrospectivas conserva las síntesis existentes y propone cómo medir sus mejoras. No se redactan resultados del Sprint 4 antes de su cierre, ni de Sprints futuros.</w:t>
+      </w:r>
+    </w:p>
+    <w:p>
+      <w:pPr>
+        <w:pStyle w:val="Heading1"/>
+      </w:pPr>
+      <w:bookmarkStart w:id="10" w:name="h10"/>
+      <w:r>
+        <w:t>6 Artefactos y compromisos</w:t>
+      </w:r>
+      <w:bookmarkEnd w:id="10"/>
+    </w:p>
+    <w:p>
+      <w:r>
+        <w:t>Product Goal orienta el producto; Product Backlog representa trabajo ordenado; Sprint Backlog conserva el objetivo y plan de una iteración; el incremento debe cumplir Definition of Done. Estas relaciones se toman de la Guía Scrum [R6]. Los documentos Word acompañan esos artefactos y ayudan a la evaluación; no reemplazan automáticamente el tablero vivo.</w:t>
+      </w:r>
+    </w:p>
+    <w:p>
+      <w:r>
+        <w:t>La DoD es común al producto, mientras los criterios de aceptación son específicos de cada elemento. Por ejemplo, HU-14 necesita registrar una venta; la DoD exige además integración, pruebas pertinentes y documentación de cambios. Si la venta existe pero falla persistencia o permisos, el resultado no debe declararse terminado.</w:t>
+      </w:r>
+    </w:p>
+    <w:p>
+      <w:pPr>
+        <w:pStyle w:val="Heading1"/>
+      </w:pPr>
+      <w:bookmarkStart w:id="11" w:name="h11"/>
+      <w:r>
+        <w:t>7 Adaptaciones y límites de la aplicación</w:t>
+      </w:r>
+      <w:bookmarkEnd w:id="11"/>
+    </w:p>
+    <w:p>
+      <w:r>
+        <w:t>Sprint 0 se utiliza en el cronograma como preparación académica. No se atribuye a Scrum como un evento formal obligatorio. El refinamiento es una actividad continua del backlog y no uno de los eventos formales definidos por la guía. Las etiquetas de Trello sirven para clasificar trabajo técnico, QA y eventos; el color no expresa por sí mismo aceptación.</w:t>
+      </w:r>
+    </w:p>
+    <w:p>
+      <w:r>
+        <w:t>El repositorio describe Sprints cerrados y una excepción documental en el Sprint 3: el refinamiento permanece por hacer y sin miembro real, y offline se replanificó. Esta observación debe conservarse. Ocultarla para que todas las tarjetas parezcan cerradas eliminaría información útil sobre el aprendizaje del equipo.</w:t>
+      </w:r>
+    </w:p>
+    <w:p>
+      <w:pPr>
+        <w:pStyle w:val="Heading1"/>
+      </w:pPr>
+      <w:bookmarkStart w:id="12" w:name="h12"/>
+      <w:r>
+        <w:t>8 Trazabilidad y control de cambios</w:t>
+      </w:r>
+      <w:bookmarkEnd w:id="12"/>
+    </w:p>
+    <w:p>
+      <w:r>
+        <w:t>Una cadena útil enlaza necesidad, HU o PBI, tarjeta y Sprint, commit, prueba y evidencia. Para documentar una mejora de venta se debe poder identificar qué historia la originó, qué regla cambió y qué caso prueba el comportamiento. Si el código avanza antes de que la tarjeta sea aceptada, la documentación indica ambos estados por separado.</w:t>
+      </w:r>
+    </w:p>
+    <w:p>
+      <w:r>
+        <w:t>Las versiones de estos Word registran el commit base. Las siguientes entregas deben actualizar el corte y conservar historial Git. Los documentos de fuentes no sustituyen capturas o registros de ejecución: explican el diseño y remiten a lo que todavía requiere comprobación.</w:t>
+      </w:r>
+    </w:p>
+    <w:p>
+      <w:pPr>
+        <w:pStyle w:val="Heading1"/>
+      </w:pPr>
+      <w:bookmarkStart w:id="13" w:name="h13"/>
+      <w:r>
+        <w:t>9 Planificación de Sprints   Localito</w:t>
+      </w:r>
+      <w:bookmarkEnd w:id="13"/>
+    </w:p>
+    <w:p>
+      <w:r>
+        <w:rPr>
+          <w:b/>
+        </w:rPr>
+        <w:t>Corte verificado en Trello:</w:t>
+      </w:r>
+      <w:r>
+        <w:t xml:space="preserve"> 03-10-2026.</w:t>
+      </w:r>
+    </w:p>
+    <w:p>
+      <w:pPr>
+        <w:keepNext/>
+      </w:pPr>
+      <w:r>
+        <w:rPr>
+          <w:b/>
+        </w:rPr>
+        <w:t>Sprint 0</w:t>
+      </w:r>
+    </w:p>
+    <w:p>
+      <w:r>
+        <w:rPr>
+          <w:b/>
+        </w:rPr>
+        <w:t>Inicio.</w:t>
+      </w:r>
+      <w:r>
+        <w:t xml:space="preserve"> 10-08-2026</w:t>
+      </w:r>
+    </w:p>
+    <w:p>
+      <w:r>
+        <w:rPr>
+          <w:b/>
+        </w:rPr>
+        <w:t>Fin.</w:t>
+      </w:r>
+      <w:r>
+        <w:t xml:space="preserve"> 14-08-2026</w:t>
+      </w:r>
+    </w:p>
+    <w:p>
+      <w:r>
+        <w:rPr>
+          <w:b/>
+        </w:rPr>
+        <w:t>Estado real.</w:t>
+      </w:r>
+      <w:r>
+        <w:t xml:space="preserve"> Cerrado / preparación</w:t>
+      </w:r>
+    </w:p>
+    <w:p>
+      <w:r>
+        <w:rPr>
+          <w:b/>
+        </w:rPr>
+        <w:t>Sprint Goal / criterio.</w:t>
+      </w:r>
+      <w:r>
+        <w:t xml:space="preserve"> Preparación del proyecto, definición inicial y organización técnica.</w:t>
+      </w:r>
+    </w:p>
+    <w:p>
+      <w:pPr>
+        <w:keepNext/>
+      </w:pPr>
+      <w:r>
+        <w:rPr>
+          <w:b/>
+        </w:rPr>
+        <w:t>Sprint 1</w:t>
+      </w:r>
+    </w:p>
+    <w:p>
+      <w:r>
+        <w:rPr>
+          <w:b/>
+        </w:rPr>
+        <w:t>Inicio.</w:t>
+      </w:r>
+      <w:r>
+        <w:t xml:space="preserve"> 17-08-2026</w:t>
+      </w:r>
+    </w:p>
+    <w:p>
+      <w:r>
+        <w:rPr>
+          <w:b/>
+        </w:rPr>
+        <w:t>Fin.</w:t>
+      </w:r>
+      <w:r>
+        <w:t xml:space="preserve"> 28-08-2026</w:t>
+      </w:r>
+    </w:p>
+    <w:p>
+      <w:r>
+        <w:rPr>
+          <w:b/>
+        </w:rPr>
+        <w:t>Estado real.</w:t>
+      </w:r>
+      <w:r>
+        <w:t xml:space="preserve"> Cerrado</w:t>
+      </w:r>
+    </w:p>
+    <w:p>
+      <w:r>
+        <w:rPr>
+          <w:b/>
+        </w:rPr>
+        <w:t>Sprint Goal / criterio.</w:t>
+      </w:r>
+      <w:r>
+        <w:t xml:space="preserve"> Base técnica, autenticación, autorización y aislamiento por negocio.</w:t>
+      </w:r>
+    </w:p>
+    <w:p>
+      <w:pPr>
+        <w:keepNext/>
+      </w:pPr>
+      <w:r>
+        <w:rPr>
+          <w:b/>
+        </w:rPr>
+        <w:t>Sprint 2</w:t>
+      </w:r>
+    </w:p>
+    <w:p>
+      <w:r>
+        <w:rPr>
+          <w:b/>
+        </w:rPr>
+        <w:t>Inicio.</w:t>
+      </w:r>
+      <w:r>
+        <w:t xml:space="preserve"> 31-08-2026</w:t>
+      </w:r>
+    </w:p>
+    <w:p>
+      <w:r>
+        <w:rPr>
+          <w:b/>
+        </w:rPr>
+        <w:t>Fin.</w:t>
+      </w:r>
+      <w:r>
+        <w:t xml:space="preserve"> 11-09-2026</w:t>
+      </w:r>
+    </w:p>
+    <w:p>
+      <w:r>
+        <w:rPr>
+          <w:b/>
+        </w:rPr>
+        <w:t>Estado real.</w:t>
+      </w:r>
+      <w:r>
+        <w:t xml:space="preserve"> Cerrado</w:t>
+      </w:r>
+    </w:p>
+    <w:p>
+      <w:r>
+        <w:rPr>
+          <w:b/>
+        </w:rPr>
+        <w:t>Sprint Goal / criterio.</w:t>
+      </w:r>
+      <w:r>
+        <w:t xml:space="preserve"> Administración de negocio/usuarios y base operativa de catálogo e inventario.</w:t>
+      </w:r>
+    </w:p>
+    <w:p>
+      <w:pPr>
+        <w:keepNext/>
+      </w:pPr>
+      <w:r>
+        <w:rPr>
+          <w:b/>
+        </w:rPr>
+        <w:t>Sprint 3</w:t>
+      </w:r>
+    </w:p>
+    <w:p>
+      <w:r>
+        <w:rPr>
+          <w:b/>
+        </w:rPr>
+        <w:t>Inicio.</w:t>
+      </w:r>
+      <w:r>
+        <w:t xml:space="preserve"> 14-09-2026</w:t>
+      </w:r>
+    </w:p>
+    <w:p>
+      <w:r>
+        <w:rPr>
+          <w:b/>
+        </w:rPr>
+        <w:t>Fin.</w:t>
+      </w:r>
+      <w:r>
+        <w:t xml:space="preserve"> 25-09-2026</w:t>
+      </w:r>
+    </w:p>
+    <w:p>
+      <w:r>
+        <w:rPr>
+          <w:b/>
+        </w:rPr>
+        <w:t>Estado real.</w:t>
+      </w:r>
+      <w:r>
+        <w:t xml:space="preserve"> Cerrado con excepción documental</w:t>
+      </w:r>
+    </w:p>
+    <w:p>
+      <w:r>
+        <w:rPr>
+          <w:b/>
+        </w:rPr>
+        <w:t>Sprint Goal / criterio.</w:t>
+      </w:r>
+      <w:r>
+        <w:t xml:space="preserve"> Trazabilidad de inventario, alertas, código de barras y capacidades PWA. El refinamiento permanece “Por hacer” por falta de evidencia de cierre; offline/sync se replanificó.</w:t>
+      </w:r>
+    </w:p>
+    <w:p>
+      <w:pPr>
+        <w:keepNext/>
+      </w:pPr>
+      <w:r>
+        <w:rPr>
+          <w:b/>
+        </w:rPr>
+        <w:t>Sprint 4</w:t>
+      </w:r>
+    </w:p>
+    <w:p>
+      <w:r>
+        <w:rPr>
+          <w:b/>
+        </w:rPr>
+        <w:t>Inicio.</w:t>
+      </w:r>
+      <w:r>
+        <w:t xml:space="preserve"> 28-09-2026</w:t>
+      </w:r>
+    </w:p>
+    <w:p>
+      <w:r>
+        <w:rPr>
+          <w:b/>
+        </w:rPr>
+        <w:t>Fin.</w:t>
+      </w:r>
+      <w:r>
+        <w:t xml:space="preserve"> 09-10-2026</w:t>
+      </w:r>
+    </w:p>
+    <w:p>
+      <w:r>
+        <w:rPr>
+          <w:b/>
+        </w:rPr>
+        <w:t>Estado real.</w:t>
+      </w:r>
+      <w:r>
+        <w:t xml:space="preserve"> </w:t>
+      </w:r>
+      <w:r>
+        <w:rPr>
+          <w:b/>
+        </w:rPr>
+        <w:t>En curso</w:t>
+      </w:r>
+    </w:p>
+    <w:p>
+      <w:r>
+        <w:rPr>
+          <w:b/>
+        </w:rPr>
+        <w:t>Sprint Goal / criterio.</w:t>
+      </w:r>
+      <w:r>
+        <w:t xml:space="preserve"> POS y caja: ventas, descuentos, pagos divididos, apertura/cierre de caja y finalización del pendiente offline.</w:t>
+      </w:r>
+    </w:p>
+    <w:p>
+      <w:pPr>
+        <w:keepNext/>
+      </w:pPr>
+      <w:r>
+        <w:rPr>
+          <w:b/>
+        </w:rPr>
+        <w:t>Sprint 5</w:t>
+      </w:r>
+    </w:p>
+    <w:p>
+      <w:r>
+        <w:rPr>
+          <w:b/>
+        </w:rPr>
+        <w:t>Inicio.</w:t>
+      </w:r>
+      <w:r>
+        <w:t xml:space="preserve"> 12-10-2026</w:t>
+      </w:r>
+    </w:p>
+    <w:p>
+      <w:r>
+        <w:rPr>
+          <w:b/>
+        </w:rPr>
+        <w:t>Fin.</w:t>
+      </w:r>
+      <w:r>
+        <w:t xml:space="preserve"> 23-10-2026</w:t>
+      </w:r>
+    </w:p>
+    <w:p>
+      <w:r>
+        <w:rPr>
+          <w:b/>
+        </w:rPr>
+        <w:t>Estado real.</w:t>
+      </w:r>
+      <w:r>
+        <w:t xml:space="preserve"> Futuro</w:t>
+      </w:r>
+    </w:p>
+    <w:p>
+      <w:r>
+        <w:rPr>
+          <w:b/>
+        </w:rPr>
+        <w:t>Sprint Goal / criterio.</w:t>
+      </w:r>
+      <w:r>
+        <w:t xml:space="preserve"> Solo estructura Scrum. HU se seleccionarán durante Planning.</w:t>
+      </w:r>
+    </w:p>
+    <w:p>
+      <w:pPr>
+        <w:keepNext/>
+      </w:pPr>
+      <w:r>
+        <w:rPr>
+          <w:b/>
+        </w:rPr>
+        <w:t>Sprint 6</w:t>
+      </w:r>
+    </w:p>
+    <w:p>
+      <w:r>
+        <w:rPr>
+          <w:b/>
+        </w:rPr>
+        <w:t>Inicio.</w:t>
+      </w:r>
+      <w:r>
+        <w:t xml:space="preserve"> 26-10-2026</w:t>
+      </w:r>
+    </w:p>
+    <w:p>
+      <w:r>
+        <w:rPr>
+          <w:b/>
+        </w:rPr>
+        <w:t>Fin.</w:t>
+      </w:r>
+      <w:r>
+        <w:t xml:space="preserve"> 06-11-2026</w:t>
+      </w:r>
+    </w:p>
+    <w:p>
+      <w:r>
+        <w:rPr>
+          <w:b/>
+        </w:rPr>
+        <w:t>Estado real.</w:t>
+      </w:r>
+      <w:r>
+        <w:t xml:space="preserve"> Futuro</w:t>
+      </w:r>
+    </w:p>
+    <w:p>
+      <w:r>
+        <w:rPr>
+          <w:b/>
+        </w:rPr>
+        <w:t>Sprint Goal / criterio.</w:t>
+      </w:r>
+      <w:r>
+        <w:t xml:space="preserve"> Solo estructura Scrum. HU se seleccionarán durante Planning.</w:t>
+      </w:r>
+    </w:p>
+    <w:p>
+      <w:pPr>
+        <w:keepNext/>
+      </w:pPr>
+      <w:r>
+        <w:rPr>
+          <w:b/>
+        </w:rPr>
+        <w:t>Sprint 7</w:t>
+      </w:r>
+    </w:p>
+    <w:p>
+      <w:r>
+        <w:rPr>
+          <w:b/>
+        </w:rPr>
+        <w:t>Inicio.</w:t>
+      </w:r>
+      <w:r>
+        <w:t xml:space="preserve"> 09-11-2026</w:t>
+      </w:r>
+    </w:p>
+    <w:p>
+      <w:r>
+        <w:rPr>
+          <w:b/>
+        </w:rPr>
+        <w:t>Fin.</w:t>
+      </w:r>
+      <w:r>
+        <w:t xml:space="preserve"> 20-11-2026</w:t>
+      </w:r>
+    </w:p>
+    <w:p>
+      <w:r>
+        <w:rPr>
+          <w:b/>
+        </w:rPr>
+        <w:t>Estado real.</w:t>
+      </w:r>
+      <w:r>
+        <w:t xml:space="preserve"> Futuro</w:t>
+      </w:r>
+    </w:p>
+    <w:p>
+      <w:r>
+        <w:rPr>
+          <w:b/>
+        </w:rPr>
+        <w:t>Sprint Goal / criterio.</w:t>
+      </w:r>
+      <w:r>
+        <w:t xml:space="preserve"> Solo estructura Scrum. HU se seleccionarán durante Planning.</w:t>
+      </w:r>
+    </w:p>
+    <w:p>
+      <w:pPr>
+        <w:keepNext/>
+      </w:pPr>
+      <w:r>
+        <w:rPr>
+          <w:b/>
+        </w:rPr>
+        <w:t>Sprint 8</w:t>
+      </w:r>
+    </w:p>
+    <w:p>
+      <w:r>
+        <w:rPr>
+          <w:b/>
+        </w:rPr>
+        <w:t>Inicio.</w:t>
+      </w:r>
+      <w:r>
+        <w:t xml:space="preserve"> 23-11-2026</w:t>
+      </w:r>
+    </w:p>
+    <w:p>
+      <w:r>
+        <w:rPr>
+          <w:b/>
+        </w:rPr>
+        <w:t>Fin.</w:t>
+      </w:r>
+      <w:r>
+        <w:t xml:space="preserve"> 04-12-2026</w:t>
+      </w:r>
+    </w:p>
+    <w:p>
+      <w:r>
+        <w:rPr>
+          <w:b/>
+        </w:rPr>
+        <w:t>Estado real.</w:t>
+      </w:r>
+      <w:r>
+        <w:t xml:space="preserve"> Futuro</w:t>
+      </w:r>
+    </w:p>
+    <w:p>
+      <w:r>
+        <w:rPr>
+          <w:b/>
+        </w:rPr>
+        <w:t>Sprint Goal / criterio.</w:t>
+      </w:r>
+      <w:r>
+        <w:t xml:space="preserve"> Solo estructura Scrum. HU se seleccionarán durante Planning.</w:t>
+      </w:r>
+    </w:p>
+    <w:p>
+      <w:pPr>
+        <w:pStyle w:val="Heading2"/>
+      </w:pPr>
+      <w:bookmarkStart w:id="14" w:name="h14"/>
+      <w:r>
+        <w:t>9.1 Estado del Sprint 4 al 03 10 2026</w:t>
+      </w:r>
+      <w:bookmarkEnd w:id="14"/>
+    </w:p>
+    <w:p>
+      <w:pPr>
+        <w:pStyle w:val="ListBullet"/>
+        <w:spacing w:after="80"/>
+      </w:pPr>
+      <w:r>
+        <w:rPr>
+          <w:b/>
+        </w:rPr>
+        <w:t>Hecho:</w:t>
+      </w:r>
+      <w:r>
+        <w:t xml:space="preserve"> Sprint Planning, HU-14 Registrar una venta en el POS, HU-15 Aplicar descuentos.</w:t>
+      </w:r>
+    </w:p>
+    <w:p>
+      <w:pPr>
+        <w:pStyle w:val="ListBullet"/>
+        <w:spacing w:after="80"/>
+      </w:pPr>
+      <w:r>
+        <w:rPr>
+          <w:b/>
+        </w:rPr>
+        <w:t>En progreso:</w:t>
+      </w:r>
+      <w:r>
+        <w:t xml:space="preserve"> HU-13 Operar offline y sincronizar cambios, Daily Scrum, Refinamiento.</w:t>
+      </w:r>
+    </w:p>
+    <w:p>
+      <w:pPr>
+        <w:pStyle w:val="ListBullet"/>
+        <w:spacing w:after="80"/>
+      </w:pPr>
+      <w:r>
+        <w:rPr>
+          <w:b/>
+        </w:rPr>
+        <w:t>Por hacer:</w:t>
+      </w:r>
+      <w:r>
+        <w:t xml:space="preserve"> HU-16 Medios y pagos divididos, HU-17 Apertura de caja, HU-18 Cierre/cuadratura, Sprint Review y Sprint Retrospective.</w:t>
+      </w:r>
+    </w:p>
+    <w:p>
+      <w:pPr>
+        <w:pStyle w:val="ListBullet"/>
+        <w:spacing w:after="80"/>
+      </w:pPr>
+      <w:r>
+        <w:rPr>
+          <w:b/>
+        </w:rPr>
+        <w:t>Revisión / QA:</w:t>
+      </w:r>
+      <w:r>
+        <w:t xml:space="preserve"> sin tarjetas en este corte.</w:t>
+      </w:r>
+    </w:p>
+    <w:p>
+      <w:pPr>
+        <w:pStyle w:val="Heading2"/>
+      </w:pPr>
+      <w:bookmarkStart w:id="15" w:name="h15"/>
+      <w:r>
+        <w:t>9.2 Regla para Sprints futuros</w:t>
+      </w:r>
+      <w:bookmarkEnd w:id="15"/>
+    </w:p>
+    <w:p>
+      <w:r>
+        <w:t xml:space="preserve">La existencia de un tablero futuro </w:t>
+      </w:r>
+      <w:r>
+        <w:rPr>
+          <w:b/>
+        </w:rPr>
+        <w:t>no implica compromiso de alcance</w:t>
+      </w:r>
+      <w:r>
+        <w:t>. Sprint 5–8 contienen únicamente eventos/actividades Scrum y no tienen HU asignadas. El Sprint Backlog se define únicamente durante el Planning de la iteración.</w:t>
+      </w:r>
+    </w:p>
+    <w:p>
+      <w:pPr>
+        <w:pStyle w:val="Heading1"/>
+      </w:pPr>
+      <w:bookmarkStart w:id="16" w:name="h16"/>
+      <w:r>
+        <w:t>10 Tableros Trello oficiales   Localito</w:t>
+      </w:r>
+      <w:bookmarkEnd w:id="16"/>
+    </w:p>
+    <w:p>
+      <w:r>
+        <w:rPr>
+          <w:b/>
+        </w:rPr>
+        <w:t>Workspace:</w:t>
+      </w:r>
+      <w:r>
+        <w:t xml:space="preserve"> Localito Saas </w:t>
+      </w:r>
+      <w:r>
+        <w:rPr>
+          <w:b/>
+        </w:rPr>
+        <w:t>Corte:</w:t>
+      </w:r>
+      <w:r>
+        <w:t xml:space="preserve"> 03-10-2026</w:t>
       </w:r>
     </w:p>
     <w:tbl>
       <w:tblPr>
-        <w:tblStyle w:val="TableGrid"/>
         <w:tblW w:type="auto" w:w="0"/>
         <w:jc w:val="center"/>
+        <w:tblLayout w:type="fixed"/>
         <w:tblLook w:firstColumn="1" w:firstRow="1" w:lastColumn="0" w:lastRow="0" w:noHBand="0" w:noVBand="1" w:val="04A0"/>
+        <w:tblBorders>
+          <w:top w:val="single" w:sz="4" w:color="D9D9D9"/>
+          <w:left w:val="single" w:sz="4" w:color="D9D9D9"/>
+          <w:bottom w:val="single" w:sz="4" w:color="D9D9D9"/>
+          <w:right w:val="single" w:sz="4" w:color="D9D9D9"/>
+          <w:insideH w:val="single" w:sz="4" w:color="D9D9D9"/>
+          <w:insideV w:val="single" w:sz="4" w:color="D9D9D9"/>
+        </w:tblBorders>
+        <w:tblCellMar>
+          <w:top w:w="85" w:type="dxa"/>
+          <w:bottom w:w="85" w:type="dxa"/>
+          <w:left w:w="100" w:type="dxa"/>
+          <w:right w:w="100" w:type="dxa"/>
+        </w:tblCellMar>
       </w:tblPr>
       <w:tblGrid>
-        <w:gridCol w:w="4929"/>
-        <w:gridCol w:w="4929"/>
+        <w:gridCol w:w="2351"/>
+        <w:gridCol w:w="2565"/>
+        <w:gridCol w:w="4732"/>
       </w:tblGrid>
       <w:tr>
         <w:trPr>
-          <w:tblHeader w:val="true"/>
+          <w:tblHeader/>
+          <w:cantSplit/>
         </w:trPr>
         <w:tc>
           <w:tcPr>
-            <w:tcW w:type="dxa" w:w="4929"/>
-            <w:shd w:fill="17365D"/>
-            <w:tcMar>
-              <w:top w:w="80" w:type="dxa"/>
-              <w:start w:w="90" w:type="dxa"/>
-              <w:bottom w:w="80" w:type="dxa"/>
-              <w:end w:w="90" w:type="dxa"/>
-            </w:tcMar>
+            <w:tcW w:type="dxa" w:w="2351"/>
+            <w:vAlign w:val="center"/>
+            <w:shd w:fill="404040"/>
           </w:tcPr>
           <w:p>
+            <w:pPr>
+              <w:keepNext w:val="0"/>
+              <w:spacing w:line="252" w:lineRule="auto" w:after="0"/>
+            </w:pPr>
             <w:r>
               <w:rPr>
-                <w:rFonts w:ascii="Arial" w:hAnsi="Arial"/>
                 <w:b/>
                 <w:color w:val="FFFFFF"/>
-                <w:sz w:val="18"/>
+                <w:sz w:val="19"/>
               </w:rPr>
-              <w:t>Evento</w:t>
+              <w:t>Tablero</w:t>
             </w:r>
           </w:p>
         </w:tc>
         <w:tc>
           <w:tcPr>
-            <w:tcW w:type="dxa" w:w="4929"/>
-            <w:shd w:fill="17365D"/>
-            <w:tcMar>
-              <w:top w:w="80" w:type="dxa"/>
-              <w:start w:w="90" w:type="dxa"/>
-              <w:bottom w:w="80" w:type="dxa"/>
-              <w:end w:w="90" w:type="dxa"/>
-            </w:tcMar>
+            <w:tcW w:type="dxa" w:w="2565"/>
+            <w:vAlign w:val="center"/>
+            <w:shd w:fill="404040"/>
           </w:tcPr>
           <w:p>
+            <w:pPr>
+              <w:keepNext w:val="0"/>
+              <w:spacing w:line="252" w:lineRule="auto" w:after="0"/>
+            </w:pPr>
             <w:r>
               <w:rPr>
-                <w:rFonts w:ascii="Arial" w:hAnsi="Arial"/>
                 <w:b/>
                 <w:color w:val="FFFFFF"/>
-                <w:sz w:val="18"/>
+                <w:sz w:val="19"/>
               </w:rPr>
-              <w:t>Propósito</w:t>
+              <w:t>Uso</w:t>
+            </w:r>
+          </w:p>
+        </w:tc>
+        <w:tc>
+          <w:tcPr>
+            <w:tcW w:type="dxa" w:w="4732"/>
+            <w:vAlign w:val="center"/>
+            <w:shd w:fill="404040"/>
+          </w:tcPr>
+          <w:p>
+            <w:pPr>
+              <w:keepNext w:val="0"/>
+              <w:spacing w:line="252" w:lineRule="auto" w:after="0"/>
+            </w:pPr>
+            <w:r>
+              <w:rPr>
+                <w:b/>
+                <w:color w:val="FFFFFF"/>
+                <w:sz w:val="19"/>
+              </w:rPr>
+              <w:t>Enlace</w:t>
             </w:r>
           </w:p>
         </w:tc>
       </w:tr>
       <w:tr>
+        <w:trPr>
+          <w:cantSplit/>
+        </w:trPr>
         <w:tc>
           <w:tcPr>
-            <w:tcW w:type="dxa" w:w="4929"/>
-            <w:tcMar>
-              <w:top w:w="80" w:type="dxa"/>
-              <w:start w:w="90" w:type="dxa"/>
-              <w:bottom w:w="80" w:type="dxa"/>
-              <w:end w:w="90" w:type="dxa"/>
-            </w:tcMar>
+            <w:tcW w:type="dxa" w:w="2351"/>
+            <w:vAlign w:val="center"/>
+            <w:shd w:fill="FFFFFF"/>
           </w:tcPr>
           <w:p>
+            <w:pPr>
+              <w:keepNext w:val="0"/>
+              <w:spacing w:line="252" w:lineRule="auto" w:after="0"/>
+            </w:pPr>
             <w:r>
               <w:rPr>
-                <w:rFonts w:ascii="Arial" w:hAnsi="Arial"/>
-                <w:sz w:val="18"/>
+                <w:b w:val="0"/>
+                <w:color w:val="000000"/>
+                <w:sz w:val="19"/>
               </w:rPr>
-              <w:t>Sprint Planning</w:t>
+              <w:t>00 · Product Backlog · Localito</w:t>
             </w:r>
           </w:p>
         </w:tc>
         <w:tc>
           <w:tcPr>
-            <w:tcW w:type="dxa" w:w="4929"/>
-            <w:tcMar>
-              <w:top w:w="80" w:type="dxa"/>
-              <w:start w:w="90" w:type="dxa"/>
-              <w:bottom w:w="80" w:type="dxa"/>
-              <w:end w:w="90" w:type="dxa"/>
-            </w:tcMar>
+            <w:tcW w:type="dxa" w:w="2565"/>
+            <w:vAlign w:val="center"/>
+            <w:shd w:fill="FFFFFF"/>
           </w:tcPr>
           <w:p>
+            <w:pPr>
+              <w:keepNext w:val="0"/>
+              <w:spacing w:line="252" w:lineRule="auto" w:after="0"/>
+            </w:pPr>
             <w:r>
               <w:rPr>
-                <w:rFonts w:ascii="Arial" w:hAnsi="Arial"/>
-                <w:sz w:val="18"/>
+                <w:b w:val="0"/>
+                <w:color w:val="000000"/>
+                <w:sz w:val="19"/>
               </w:rPr>
-              <w:t>Definir Sprint Goal y seleccionar trabajo comprometido.</w:t>
-            </w:r>
-          </w:p>
-        </w:tc>
-      </w:tr>
-      <w:tr>
-        <w:tc>
-          <w:tcPr>
-            <w:tcW w:type="dxa" w:w="4929"/>
-            <w:tcMar>
-              <w:top w:w="80" w:type="dxa"/>
-              <w:start w:w="90" w:type="dxa"/>
-              <w:bottom w:w="80" w:type="dxa"/>
-              <w:end w:w="90" w:type="dxa"/>
-            </w:tcMar>
-            <w:shd w:fill="F8FBFE"/>
-          </w:tcPr>
-          <w:p>
-            <w:r>
-              <w:rPr>
-                <w:rFonts w:ascii="Arial" w:hAnsi="Arial"/>
-                <w:sz w:val="18"/>
-              </w:rPr>
-              <w:t>Seguimiento del Sprint / Daily</w:t>
+              <w:t>Product Goal, DoD y PBIs no comprometidos</w:t>
             </w:r>
           </w:p>
         </w:tc>
         <w:tc>
           <w:tcPr>
-            <w:tcW w:type="dxa" w:w="4929"/>
-            <w:tcMar>
-              <w:top w:w="80" w:type="dxa"/>
-              <w:start w:w="90" w:type="dxa"/>
-              <w:bottom w:w="80" w:type="dxa"/>
-              <w:end w:w="90" w:type="dxa"/>
-            </w:tcMar>
-            <w:shd w:fill="F8FBFE"/>
+            <w:tcW w:type="dxa" w:w="4732"/>
+            <w:vAlign w:val="center"/>
+            <w:shd w:fill="FFFFFF"/>
           </w:tcPr>
           <w:p>
-            <w:r>
-              <w:rPr>
-                <w:rFonts w:ascii="Arial" w:hAnsi="Arial"/>
-                <w:sz w:val="18"/>
-              </w:rPr>
-              <w:t>Sincronizar avance, impedimentos y próximos pasos.</w:t>
-            </w:r>
+            <w:pPr>
+              <w:keepNext w:val="0"/>
+              <w:spacing w:line="252" w:lineRule="auto" w:after="0"/>
+            </w:pPr>
+            <w:hyperlink r:id="rId11">
+              <w:r>
+                <w:rPr>
+                  <w:color w:val="000000"/>
+                </w:rPr>
+                <w:t xml:space="preserve">https://trello.com/b/ufnRtH1n/00-product-backlog-localito</w:t>
+              </w:r>
+            </w:hyperlink>
           </w:p>
         </w:tc>
       </w:tr>
       <w:tr>
+        <w:trPr>
+          <w:cantSplit/>
+        </w:trPr>
         <w:tc>
           <w:tcPr>
-            <w:tcW w:type="dxa" w:w="4929"/>
-            <w:tcMar>
-              <w:top w:w="80" w:type="dxa"/>
-              <w:start w:w="90" w:type="dxa"/>
-              <w:bottom w:w="80" w:type="dxa"/>
-              <w:end w:w="90" w:type="dxa"/>
-            </w:tcMar>
+            <w:tcW w:type="dxa" w:w="2351"/>
+            <w:vAlign w:val="center"/>
+            <w:shd w:fill="F4F4F4"/>
           </w:tcPr>
           <w:p>
+            <w:pPr>
+              <w:keepNext w:val="0"/>
+              <w:spacing w:line="252" w:lineRule="auto" w:after="0"/>
+            </w:pPr>
             <w:r>
               <w:rPr>
-                <w:rFonts w:ascii="Arial" w:hAnsi="Arial"/>
-                <w:sz w:val="18"/>
+                <w:b w:val="0"/>
+                <w:color w:val="000000"/>
+                <w:sz w:val="19"/>
               </w:rPr>
-              <w:t>Refinamiento</w:t>
+              <w:t>01 · Sprint 1 · Localito</w:t>
             </w:r>
           </w:p>
         </w:tc>
         <w:tc>
           <w:tcPr>
-            <w:tcW w:type="dxa" w:w="4929"/>
-            <w:tcMar>
-              <w:top w:w="80" w:type="dxa"/>
-              <w:start w:w="90" w:type="dxa"/>
-              <w:bottom w:w="80" w:type="dxa"/>
-              <w:end w:w="90" w:type="dxa"/>
-            </w:tcMar>
+            <w:tcW w:type="dxa" w:w="2565"/>
+            <w:vAlign w:val="center"/>
+            <w:shd w:fill="F4F4F4"/>
           </w:tcPr>
           <w:p>
+            <w:pPr>
+              <w:keepNext w:val="0"/>
+              <w:spacing w:line="252" w:lineRule="auto" w:after="0"/>
+            </w:pPr>
             <w:r>
               <w:rPr>
-                <w:rFonts w:ascii="Arial" w:hAnsi="Arial"/>
-                <w:sz w:val="18"/>
+                <w:b w:val="0"/>
+                <w:color w:val="000000"/>
+                <w:sz w:val="19"/>
               </w:rPr>
-              <w:t>Aclarar y preparar elementos futuros del Product Backlog.</w:t>
-            </w:r>
-          </w:p>
-        </w:tc>
-      </w:tr>
-      <w:tr>
-        <w:tc>
-          <w:tcPr>
-            <w:tcW w:type="dxa" w:w="4929"/>
-            <w:tcMar>
-              <w:top w:w="80" w:type="dxa"/>
-              <w:start w:w="90" w:type="dxa"/>
-              <w:bottom w:w="80" w:type="dxa"/>
-              <w:end w:w="90" w:type="dxa"/>
-            </w:tcMar>
-            <w:shd w:fill="F8FBFE"/>
-          </w:tcPr>
-          <w:p>
-            <w:r>
-              <w:rPr>
-                <w:rFonts w:ascii="Arial" w:hAnsi="Arial"/>
-                <w:sz w:val="18"/>
-              </w:rPr>
-              <w:t>Sprint Review</w:t>
+              <w:t>Evidencia histórica Sprint 1</w:t>
             </w:r>
           </w:p>
         </w:tc>
         <w:tc>
           <w:tcPr>
-            <w:tcW w:type="dxa" w:w="4929"/>
-            <w:tcMar>
-              <w:top w:w="80" w:type="dxa"/>
-              <w:start w:w="90" w:type="dxa"/>
-              <w:bottom w:w="80" w:type="dxa"/>
-              <w:end w:w="90" w:type="dxa"/>
-            </w:tcMar>
-            <w:shd w:fill="F8FBFE"/>
+            <w:tcW w:type="dxa" w:w="4732"/>
+            <w:vAlign w:val="center"/>
+            <w:shd w:fill="F4F4F4"/>
           </w:tcPr>
           <w:p>
-            <w:r>
-              <w:rPr>
-                <w:rFonts w:ascii="Arial" w:hAnsi="Arial"/>
-                <w:sz w:val="18"/>
-              </w:rPr>
-              <w:t>Demostrar el incremento y recibir feedback.</w:t>
-            </w:r>
+            <w:pPr>
+              <w:keepNext w:val="0"/>
+              <w:spacing w:line="252" w:lineRule="auto" w:after="0"/>
+            </w:pPr>
+            <w:hyperlink r:id="rId12">
+              <w:r>
+                <w:rPr>
+                  <w:color w:val="000000"/>
+                </w:rPr>
+                <w:t xml:space="preserve">https://trello.com/b/uexT7yz2/01-sprint-1-localito</w:t>
+              </w:r>
+            </w:hyperlink>
           </w:p>
         </w:tc>
       </w:tr>
       <w:tr>
+        <w:trPr>
+          <w:cantSplit/>
+        </w:trPr>
         <w:tc>
           <w:tcPr>
-            <w:tcW w:type="dxa" w:w="4929"/>
-            <w:tcMar>
-              <w:top w:w="80" w:type="dxa"/>
-              <w:start w:w="90" w:type="dxa"/>
-              <w:bottom w:w="80" w:type="dxa"/>
-              <w:end w:w="90" w:type="dxa"/>
-            </w:tcMar>
+            <w:tcW w:type="dxa" w:w="2351"/>
+            <w:vAlign w:val="center"/>
+            <w:shd w:fill="FFFFFF"/>
           </w:tcPr>
           <w:p>
+            <w:pPr>
+              <w:keepNext w:val="0"/>
+              <w:spacing w:line="252" w:lineRule="auto" w:after="0"/>
+            </w:pPr>
             <w:r>
               <w:rPr>
-                <w:rFonts w:ascii="Arial" w:hAnsi="Arial"/>
-                <w:sz w:val="18"/>
+                <w:b w:val="0"/>
+                <w:color w:val="000000"/>
+                <w:sz w:val="19"/>
               </w:rPr>
-              <w:t>Sprint Retrospective</w:t>
+              <w:t>02 · Sprint 2 · Localito</w:t>
             </w:r>
           </w:p>
         </w:tc>
         <w:tc>
           <w:tcPr>
-            <w:tcW w:type="dxa" w:w="4929"/>
-            <w:tcMar>
-              <w:top w:w="80" w:type="dxa"/>
-              <w:start w:w="90" w:type="dxa"/>
-              <w:bottom w:w="80" w:type="dxa"/>
-              <w:end w:w="90" w:type="dxa"/>
-            </w:tcMar>
+            <w:tcW w:type="dxa" w:w="2565"/>
+            <w:vAlign w:val="center"/>
+            <w:shd w:fill="FFFFFF"/>
           </w:tcPr>
           <w:p>
+            <w:pPr>
+              <w:keepNext w:val="0"/>
+              <w:spacing w:line="252" w:lineRule="auto" w:after="0"/>
+            </w:pPr>
             <w:r>
               <w:rPr>
-                <w:rFonts w:ascii="Arial" w:hAnsi="Arial"/>
-                <w:sz w:val="18"/>
+                <w:b w:val="0"/>
+                <w:color w:val="000000"/>
+                <w:sz w:val="19"/>
               </w:rPr>
-              <w:t>Identificar mejoras concretas del proceso.</w:t>
+              <w:t>Evidencia histórica Sprint 2</w:t>
             </w:r>
+          </w:p>
+        </w:tc>
+        <w:tc>
+          <w:tcPr>
+            <w:tcW w:type="dxa" w:w="4732"/>
+            <w:vAlign w:val="center"/>
+            <w:shd w:fill="FFFFFF"/>
+          </w:tcPr>
+          <w:p>
+            <w:pPr>
+              <w:keepNext w:val="0"/>
+              <w:spacing w:line="252" w:lineRule="auto" w:after="0"/>
+            </w:pPr>
+            <w:hyperlink r:id="rId13">
+              <w:r>
+                <w:rPr>
+                  <w:color w:val="000000"/>
+                </w:rPr>
+                <w:t xml:space="preserve">https://trello.com/b/V8cFmat6/02-sprint-2-localito</w:t>
+              </w:r>
+            </w:hyperlink>
+          </w:p>
+        </w:tc>
+      </w:tr>
+      <w:tr>
+        <w:trPr>
+          <w:cantSplit/>
+        </w:trPr>
+        <w:tc>
+          <w:tcPr>
+            <w:tcW w:type="dxa" w:w="2351"/>
+            <w:vAlign w:val="center"/>
+            <w:shd w:fill="F4F4F4"/>
+          </w:tcPr>
+          <w:p>
+            <w:pPr>
+              <w:keepNext w:val="0"/>
+              <w:spacing w:line="252" w:lineRule="auto" w:after="0"/>
+            </w:pPr>
+            <w:r>
+              <w:rPr>
+                <w:b w:val="0"/>
+                <w:color w:val="000000"/>
+                <w:sz w:val="19"/>
+              </w:rPr>
+              <w:t>03 · Sprint 3 · Localito</w:t>
+            </w:r>
+          </w:p>
+        </w:tc>
+        <w:tc>
+          <w:tcPr>
+            <w:tcW w:type="dxa" w:w="2565"/>
+            <w:vAlign w:val="center"/>
+            <w:shd w:fill="F4F4F4"/>
+          </w:tcPr>
+          <w:p>
+            <w:pPr>
+              <w:keepNext w:val="0"/>
+              <w:spacing w:line="252" w:lineRule="auto" w:after="0"/>
+            </w:pPr>
+            <w:r>
+              <w:rPr>
+                <w:b w:val="0"/>
+                <w:color w:val="000000"/>
+                <w:sz w:val="19"/>
+              </w:rPr>
+              <w:t>Evidencia histórica Sprint 3</w:t>
+            </w:r>
+          </w:p>
+        </w:tc>
+        <w:tc>
+          <w:tcPr>
+            <w:tcW w:type="dxa" w:w="4732"/>
+            <w:vAlign w:val="center"/>
+            <w:shd w:fill="F4F4F4"/>
+          </w:tcPr>
+          <w:p>
+            <w:pPr>
+              <w:keepNext w:val="0"/>
+              <w:spacing w:line="252" w:lineRule="auto" w:after="0"/>
+            </w:pPr>
+            <w:hyperlink r:id="rId14">
+              <w:r>
+                <w:rPr>
+                  <w:color w:val="000000"/>
+                </w:rPr>
+                <w:t xml:space="preserve">https://trello.com/b/XSwFqTy5/03-sprint-3-localito</w:t>
+              </w:r>
+            </w:hyperlink>
+          </w:p>
+        </w:tc>
+      </w:tr>
+      <w:tr>
+        <w:trPr>
+          <w:cantSplit/>
+        </w:trPr>
+        <w:tc>
+          <w:tcPr>
+            <w:tcW w:type="dxa" w:w="2351"/>
+            <w:vAlign w:val="center"/>
+            <w:shd w:fill="FFFFFF"/>
+          </w:tcPr>
+          <w:p>
+            <w:pPr>
+              <w:keepNext w:val="0"/>
+              <w:spacing w:line="252" w:lineRule="auto" w:after="0"/>
+            </w:pPr>
+            <w:r>
+              <w:rPr>
+                <w:b w:val="0"/>
+                <w:color w:val="000000"/>
+                <w:sz w:val="19"/>
+              </w:rPr>
+              <w:t>04 · Sprint 4 · Localito</w:t>
+            </w:r>
+          </w:p>
+        </w:tc>
+        <w:tc>
+          <w:tcPr>
+            <w:tcW w:type="dxa" w:w="2565"/>
+            <w:vAlign w:val="center"/>
+            <w:shd w:fill="FFFFFF"/>
+          </w:tcPr>
+          <w:p>
+            <w:pPr>
+              <w:keepNext w:val="0"/>
+              <w:spacing w:line="252" w:lineRule="auto" w:after="0"/>
+            </w:pPr>
+            <w:r>
+              <w:rPr>
+                <w:b w:val="0"/>
+                <w:color w:val="000000"/>
+                <w:sz w:val="19"/>
+              </w:rPr>
+              <w:t>Sprint vigente al corte</w:t>
+            </w:r>
+          </w:p>
+        </w:tc>
+        <w:tc>
+          <w:tcPr>
+            <w:tcW w:type="dxa" w:w="4732"/>
+            <w:vAlign w:val="center"/>
+            <w:shd w:fill="FFFFFF"/>
+          </w:tcPr>
+          <w:p>
+            <w:pPr>
+              <w:keepNext w:val="0"/>
+              <w:spacing w:line="252" w:lineRule="auto" w:after="0"/>
+            </w:pPr>
+            <w:hyperlink r:id="rId15">
+              <w:r>
+                <w:rPr>
+                  <w:color w:val="000000"/>
+                </w:rPr>
+                <w:t xml:space="preserve">https://trello.com/b/QoPV9hLv/04-sprint-4-localito</w:t>
+              </w:r>
+            </w:hyperlink>
+          </w:p>
+        </w:tc>
+      </w:tr>
+      <w:tr>
+        <w:trPr>
+          <w:cantSplit/>
+        </w:trPr>
+        <w:tc>
+          <w:tcPr>
+            <w:tcW w:type="dxa" w:w="2351"/>
+            <w:vAlign w:val="center"/>
+            <w:shd w:fill="F4F4F4"/>
+          </w:tcPr>
+          <w:p>
+            <w:pPr>
+              <w:keepNext w:val="0"/>
+              <w:spacing w:line="252" w:lineRule="auto" w:after="0"/>
+            </w:pPr>
+            <w:r>
+              <w:rPr>
+                <w:b w:val="0"/>
+                <w:color w:val="000000"/>
+                <w:sz w:val="19"/>
+              </w:rPr>
+              <w:t>05 · Sprint 5 · Localito</w:t>
+            </w:r>
+          </w:p>
+        </w:tc>
+        <w:tc>
+          <w:tcPr>
+            <w:tcW w:type="dxa" w:w="2565"/>
+            <w:vAlign w:val="center"/>
+            <w:shd w:fill="F4F4F4"/>
+          </w:tcPr>
+          <w:p>
+            <w:pPr>
+              <w:keepNext w:val="0"/>
+              <w:spacing w:line="252" w:lineRule="auto" w:after="0"/>
+            </w:pPr>
+            <w:r>
+              <w:rPr>
+                <w:b w:val="0"/>
+                <w:color w:val="000000"/>
+                <w:sz w:val="19"/>
+              </w:rPr>
+              <w:t>Estructura futura, sin HU</w:t>
+            </w:r>
+          </w:p>
+        </w:tc>
+        <w:tc>
+          <w:tcPr>
+            <w:tcW w:type="dxa" w:w="4732"/>
+            <w:vAlign w:val="center"/>
+            <w:shd w:fill="F4F4F4"/>
+          </w:tcPr>
+          <w:p>
+            <w:pPr>
+              <w:keepNext w:val="0"/>
+              <w:spacing w:line="252" w:lineRule="auto" w:after="0"/>
+            </w:pPr>
+            <w:hyperlink r:id="rId16">
+              <w:r>
+                <w:rPr>
+                  <w:color w:val="000000"/>
+                </w:rPr>
+                <w:t xml:space="preserve">https://trello.com/b/4o5TKqmx/05-sprint-5-localito</w:t>
+              </w:r>
+            </w:hyperlink>
+          </w:p>
+        </w:tc>
+      </w:tr>
+      <w:tr>
+        <w:trPr>
+          <w:cantSplit/>
+        </w:trPr>
+        <w:tc>
+          <w:tcPr>
+            <w:tcW w:type="dxa" w:w="2351"/>
+            <w:vAlign w:val="center"/>
+            <w:shd w:fill="FFFFFF"/>
+          </w:tcPr>
+          <w:p>
+            <w:pPr>
+              <w:keepNext w:val="0"/>
+              <w:spacing w:line="252" w:lineRule="auto" w:after="0"/>
+            </w:pPr>
+            <w:r>
+              <w:rPr>
+                <w:b w:val="0"/>
+                <w:color w:val="000000"/>
+                <w:sz w:val="19"/>
+              </w:rPr>
+              <w:t>06 · Sprint 6 · Localito</w:t>
+            </w:r>
+          </w:p>
+        </w:tc>
+        <w:tc>
+          <w:tcPr>
+            <w:tcW w:type="dxa" w:w="2565"/>
+            <w:vAlign w:val="center"/>
+            <w:shd w:fill="FFFFFF"/>
+          </w:tcPr>
+          <w:p>
+            <w:pPr>
+              <w:keepNext w:val="0"/>
+              <w:spacing w:line="252" w:lineRule="auto" w:after="0"/>
+            </w:pPr>
+            <w:r>
+              <w:rPr>
+                <w:b w:val="0"/>
+                <w:color w:val="000000"/>
+                <w:sz w:val="19"/>
+              </w:rPr>
+              <w:t>Estructura futura, sin HU</w:t>
+            </w:r>
+          </w:p>
+        </w:tc>
+        <w:tc>
+          <w:tcPr>
+            <w:tcW w:type="dxa" w:w="4732"/>
+            <w:vAlign w:val="center"/>
+            <w:shd w:fill="FFFFFF"/>
+          </w:tcPr>
+          <w:p>
+            <w:pPr>
+              <w:keepNext w:val="0"/>
+              <w:spacing w:line="252" w:lineRule="auto" w:after="0"/>
+            </w:pPr>
+            <w:hyperlink r:id="rId17">
+              <w:r>
+                <w:rPr>
+                  <w:color w:val="000000"/>
+                </w:rPr>
+                <w:t xml:space="preserve">https://trello.com/b/UPlp6PGI/06-sprint-6-localito</w:t>
+              </w:r>
+            </w:hyperlink>
+          </w:p>
+        </w:tc>
+      </w:tr>
+      <w:tr>
+        <w:trPr>
+          <w:cantSplit/>
+        </w:trPr>
+        <w:tc>
+          <w:tcPr>
+            <w:tcW w:type="dxa" w:w="2351"/>
+            <w:vAlign w:val="center"/>
+            <w:shd w:fill="F4F4F4"/>
+          </w:tcPr>
+          <w:p>
+            <w:pPr>
+              <w:keepNext w:val="0"/>
+              <w:spacing w:line="252" w:lineRule="auto" w:after="0"/>
+            </w:pPr>
+            <w:r>
+              <w:rPr>
+                <w:b w:val="0"/>
+                <w:color w:val="000000"/>
+                <w:sz w:val="19"/>
+              </w:rPr>
+              <w:t>07 · Sprint 7 · Localito</w:t>
+            </w:r>
+          </w:p>
+        </w:tc>
+        <w:tc>
+          <w:tcPr>
+            <w:tcW w:type="dxa" w:w="2565"/>
+            <w:vAlign w:val="center"/>
+            <w:shd w:fill="F4F4F4"/>
+          </w:tcPr>
+          <w:p>
+            <w:pPr>
+              <w:keepNext w:val="0"/>
+              <w:spacing w:line="252" w:lineRule="auto" w:after="0"/>
+            </w:pPr>
+            <w:r>
+              <w:rPr>
+                <w:b w:val="0"/>
+                <w:color w:val="000000"/>
+                <w:sz w:val="19"/>
+              </w:rPr>
+              <w:t>Estructura futura, sin HU</w:t>
+            </w:r>
+          </w:p>
+        </w:tc>
+        <w:tc>
+          <w:tcPr>
+            <w:tcW w:type="dxa" w:w="4732"/>
+            <w:vAlign w:val="center"/>
+            <w:shd w:fill="F4F4F4"/>
+          </w:tcPr>
+          <w:p>
+            <w:pPr>
+              <w:keepNext w:val="0"/>
+              <w:spacing w:line="252" w:lineRule="auto" w:after="0"/>
+            </w:pPr>
+            <w:hyperlink r:id="rId18">
+              <w:r>
+                <w:rPr>
+                  <w:color w:val="000000"/>
+                </w:rPr>
+                <w:t xml:space="preserve">https://trello.com/b/5wZhawbd/07-sprint-7-localito</w:t>
+              </w:r>
+            </w:hyperlink>
+          </w:p>
+        </w:tc>
+      </w:tr>
+      <w:tr>
+        <w:trPr>
+          <w:cantSplit/>
+        </w:trPr>
+        <w:tc>
+          <w:tcPr>
+            <w:tcW w:type="dxa" w:w="2351"/>
+            <w:vAlign w:val="center"/>
+            <w:shd w:fill="FFFFFF"/>
+          </w:tcPr>
+          <w:p>
+            <w:pPr>
+              <w:keepNext w:val="0"/>
+              <w:spacing w:line="252" w:lineRule="auto" w:after="0"/>
+            </w:pPr>
+            <w:r>
+              <w:rPr>
+                <w:b w:val="0"/>
+                <w:color w:val="000000"/>
+                <w:sz w:val="19"/>
+              </w:rPr>
+              <w:t>08 · Sprint 8 · Localito</w:t>
+            </w:r>
+          </w:p>
+        </w:tc>
+        <w:tc>
+          <w:tcPr>
+            <w:tcW w:type="dxa" w:w="2565"/>
+            <w:vAlign w:val="center"/>
+            <w:shd w:fill="FFFFFF"/>
+          </w:tcPr>
+          <w:p>
+            <w:pPr>
+              <w:keepNext w:val="0"/>
+              <w:spacing w:line="252" w:lineRule="auto" w:after="0"/>
+            </w:pPr>
+            <w:r>
+              <w:rPr>
+                <w:b w:val="0"/>
+                <w:color w:val="000000"/>
+                <w:sz w:val="19"/>
+              </w:rPr>
+              <w:t>Estructura futura, sin HU</w:t>
+            </w:r>
+          </w:p>
+        </w:tc>
+        <w:tc>
+          <w:tcPr>
+            <w:tcW w:type="dxa" w:w="4732"/>
+            <w:vAlign w:val="center"/>
+            <w:shd w:fill="FFFFFF"/>
+          </w:tcPr>
+          <w:p>
+            <w:pPr>
+              <w:keepNext w:val="0"/>
+              <w:spacing w:line="252" w:lineRule="auto" w:after="0"/>
+            </w:pPr>
+            <w:hyperlink r:id="rId19">
+              <w:r>
+                <w:rPr>
+                  <w:color w:val="000000"/>
+                </w:rPr>
+                <w:t xml:space="preserve">https://trello.com/b/pivLPEaZ/08-sprint-8-localito</w:t>
+              </w:r>
+            </w:hyperlink>
           </w:p>
         </w:tc>
       </w:tr>
     </w:tbl>
-    <w:p/>
     <w:p>
       <w:pPr>
-        <w:pStyle w:val="Heading1"/>
+        <w:spacing w:after="20"/>
       </w:pPr>
-      <w:r>
-        <w:t>4. Artefactos</w:t>
-      </w:r>
+    </w:p>
+    <w:p>
+      <w:r>
+        <w:t xml:space="preserve">Existe además un tablero anterior denominado </w:t>
+      </w:r>
+      <w:r>
+        <w:rPr>
+          <w:b/>
+        </w:rPr>
+        <w:t>Localito SaaS · Capstone 2026</w:t>
+      </w:r>
+      <w:r>
+        <w:t>. La evidencia Scrum vigente se organiza en los tableros numerados anteriores; no debe utilizarse el tablero antiguo como fuente de verdad si existe discrepancia.</w:t>
+      </w:r>
+    </w:p>
+    <w:p>
+      <w:pPr>
+        <w:pStyle w:val="Heading2"/>
+      </w:pPr>
+      <w:bookmarkStart w:id="17" w:name="h17"/>
+      <w:r>
+        <w:t>10.1 Responsables</w:t>
+      </w:r>
+      <w:bookmarkEnd w:id="17"/>
     </w:p>
     <w:p>
       <w:pPr>
         <w:pStyle w:val="ListBullet"/>
+        <w:spacing w:after="80"/>
       </w:pPr>
       <w:r>
-        <w:t>Product Backlog: lista ordenada de trabajo del producto.</w:t>
+        <w:t>Alexander Patiño — Product Owner.</w:t>
       </w:r>
     </w:p>
     <w:p>
       <w:pPr>
         <w:pStyle w:val="ListBullet"/>
+        <w:spacing w:after="80"/>
       </w:pPr>
       <w:r>
-        <w:t>Sprint Backlog: trabajo comprometido durante el Planning.</w:t>
+        <w:t>Samuel Solís — Scrum Master.</w:t>
       </w:r>
     </w:p>
     <w:p>
       <w:pPr>
         <w:pStyle w:val="ListBullet"/>
+        <w:spacing w:after="80"/>
       </w:pPr>
       <w:r>
-        <w:t>Incremento: resultado integrado y potencialmente demostrable.</w:t>
+        <w:t>Camilo González — Developer.</w:t>
       </w:r>
     </w:p>
     <w:p>
       <w:pPr>
-        <w:pStyle w:val="ListBullet"/>
+        <w:pStyle w:val="Heading2"/>
       </w:pPr>
-      <w:r>
-        <w:t>Definition of Done: criterio común para considerar trabajo terminado.</w:t>
+      <w:bookmarkStart w:id="18" w:name="h18"/>
+      <w:r>
+        <w:t>10.2 Convención de futuro</w:t>
+      </w:r>
+      <w:bookmarkEnd w:id="18"/>
+    </w:p>
+    <w:p>
+      <w:r>
+        <w:t>Sprint 5–8 solo contienen Planning, Daily, Refinamiento, Review y Retrospective. Las Historias de Usuario se moverán desde Product Backlog únicamente en el Sprint Planning real.</w:t>
       </w:r>
     </w:p>
     <w:p>
       <w:pPr>
         <w:pStyle w:val="Heading1"/>
       </w:pPr>
-      <w:r>
-        <w:t>5. Cadencia real al 03-10-2026</w:t>
-      </w:r>
+      <w:bookmarkStart w:id="19" w:name="h19"/>
+      <w:r>
+        <w:t>11 Conclusiones</w:t>
+      </w:r>
+      <w:bookmarkEnd w:id="19"/>
     </w:p>
-    <w:tbl>
-      <w:tblPr>
-        <w:tblStyle w:val="TableGrid"/>
-        <w:tblW w:type="auto" w:w="0"/>
-        <w:jc w:val="center"/>
-        <w:tblLook w:firstColumn="1" w:firstRow="1" w:lastColumn="0" w:lastRow="0" w:noHBand="0" w:noVBand="1" w:val="04A0"/>
-      </w:tblPr>
-      <w:tblGrid>
-        <w:gridCol w:w="3286"/>
-        <w:gridCol w:w="3286"/>
-        <w:gridCol w:w="3286"/>
-      </w:tblGrid>
-      <w:tr>
-        <w:trPr>
-          <w:tblHeader w:val="true"/>
-        </w:trPr>
-        <w:tc>
-          <w:tcPr>
-            <w:tcW w:type="dxa" w:w="3286"/>
-            <w:shd w:fill="17365D"/>
-            <w:tcMar>
-              <w:top w:w="80" w:type="dxa"/>
-              <w:start w:w="90" w:type="dxa"/>
-              <w:bottom w:w="80" w:type="dxa"/>
-              <w:end w:w="90" w:type="dxa"/>
-            </w:tcMar>
-          </w:tcPr>
-          <w:p>
-            <w:r>
-              <w:rPr>
-                <w:rFonts w:ascii="Arial" w:hAnsi="Arial"/>
-                <w:b/>
-                <w:color w:val="FFFFFF"/>
-                <w:sz w:val="18"/>
-              </w:rPr>
-              <w:t>Sprint</w:t>
-            </w:r>
-          </w:p>
-        </w:tc>
-        <w:tc>
-          <w:tcPr>
-            <w:tcW w:type="dxa" w:w="3286"/>
-            <w:shd w:fill="17365D"/>
-            <w:tcMar>
-              <w:top w:w="80" w:type="dxa"/>
-              <w:start w:w="90" w:type="dxa"/>
-              <w:bottom w:w="80" w:type="dxa"/>
-              <w:end w:w="90" w:type="dxa"/>
-            </w:tcMar>
-          </w:tcPr>
-          <w:p>
-            <w:r>
-              <w:rPr>
-                <w:rFonts w:ascii="Arial" w:hAnsi="Arial"/>
-                <w:b/>
-                <w:color w:val="FFFFFF"/>
-                <w:sz w:val="18"/>
-              </w:rPr>
-              <w:t>Periodo</w:t>
-            </w:r>
-          </w:p>
-        </w:tc>
-        <w:tc>
-          <w:tcPr>
-            <w:tcW w:type="dxa" w:w="3286"/>
-            <w:shd w:fill="17365D"/>
-            <w:tcMar>
-              <w:top w:w="80" w:type="dxa"/>
-              <w:start w:w="90" w:type="dxa"/>
-              <w:bottom w:w="80" w:type="dxa"/>
-              <w:end w:w="90" w:type="dxa"/>
-            </w:tcMar>
-          </w:tcPr>
-          <w:p>
-            <w:r>
-              <w:rPr>
-                <w:rFonts w:ascii="Arial" w:hAnsi="Arial"/>
-                <w:b/>
-                <w:color w:val="FFFFFF"/>
-                <w:sz w:val="18"/>
-              </w:rPr>
-              <w:t>Estado</w:t>
-            </w:r>
-          </w:p>
-        </w:tc>
-      </w:tr>
-      <w:tr>
-        <w:tc>
-          <w:tcPr>
-            <w:tcW w:type="dxa" w:w="3286"/>
-            <w:tcMar>
-              <w:top w:w="80" w:type="dxa"/>
-              <w:start w:w="90" w:type="dxa"/>
-              <w:bottom w:w="80" w:type="dxa"/>
-              <w:end w:w="90" w:type="dxa"/>
-            </w:tcMar>
-          </w:tcPr>
-          <w:p>
-            <w:r>
-              <w:rPr>
-                <w:rFonts w:ascii="Arial" w:hAnsi="Arial"/>
-                <w:sz w:val="18"/>
-              </w:rPr>
-              <w:t>Sprint 0</w:t>
-            </w:r>
-          </w:p>
-        </w:tc>
-        <w:tc>
-          <w:tcPr>
-            <w:tcW w:type="dxa" w:w="3286"/>
-            <w:tcMar>
-              <w:top w:w="80" w:type="dxa"/>
-              <w:start w:w="90" w:type="dxa"/>
-              <w:bottom w:w="80" w:type="dxa"/>
-              <w:end w:w="90" w:type="dxa"/>
-            </w:tcMar>
-          </w:tcPr>
-          <w:p>
-            <w:r>
-              <w:rPr>
-                <w:rFonts w:ascii="Arial" w:hAnsi="Arial"/>
-                <w:sz w:val="18"/>
-              </w:rPr>
-              <w:t>10-08 al 14-08</w:t>
-            </w:r>
-          </w:p>
-        </w:tc>
-        <w:tc>
-          <w:tcPr>
-            <w:tcW w:type="dxa" w:w="3286"/>
-            <w:tcMar>
-              <w:top w:w="80" w:type="dxa"/>
-              <w:start w:w="90" w:type="dxa"/>
-              <w:bottom w:w="80" w:type="dxa"/>
-              <w:end w:w="90" w:type="dxa"/>
-            </w:tcMar>
-          </w:tcPr>
-          <w:p>
-            <w:r>
-              <w:rPr>
-                <w:rFonts w:ascii="Arial" w:hAnsi="Arial"/>
-                <w:sz w:val="18"/>
-              </w:rPr>
-              <w:t>Cerrado / preparación</w:t>
-            </w:r>
-          </w:p>
-        </w:tc>
-      </w:tr>
-      <w:tr>
-        <w:tc>
-          <w:tcPr>
-            <w:tcW w:type="dxa" w:w="3286"/>
-            <w:tcMar>
-              <w:top w:w="80" w:type="dxa"/>
-              <w:start w:w="90" w:type="dxa"/>
-              <w:bottom w:w="80" w:type="dxa"/>
-              <w:end w:w="90" w:type="dxa"/>
-            </w:tcMar>
-            <w:shd w:fill="F8FBFE"/>
-          </w:tcPr>
-          <w:p>
-            <w:r>
-              <w:rPr>
-                <w:rFonts w:ascii="Arial" w:hAnsi="Arial"/>
-                <w:sz w:val="18"/>
-              </w:rPr>
-              <w:t>Sprint 1</w:t>
-            </w:r>
-          </w:p>
-        </w:tc>
-        <w:tc>
-          <w:tcPr>
-            <w:tcW w:type="dxa" w:w="3286"/>
-            <w:tcMar>
-              <w:top w:w="80" w:type="dxa"/>
-              <w:start w:w="90" w:type="dxa"/>
-              <w:bottom w:w="80" w:type="dxa"/>
-              <w:end w:w="90" w:type="dxa"/>
-            </w:tcMar>
-            <w:shd w:fill="F8FBFE"/>
-          </w:tcPr>
-          <w:p>
-            <w:r>
-              <w:rPr>
-                <w:rFonts w:ascii="Arial" w:hAnsi="Arial"/>
-                <w:sz w:val="18"/>
-              </w:rPr>
-              <w:t>17-08 al 28-08</w:t>
-            </w:r>
-          </w:p>
-        </w:tc>
-        <w:tc>
-          <w:tcPr>
-            <w:tcW w:type="dxa" w:w="3286"/>
-            <w:tcMar>
-              <w:top w:w="80" w:type="dxa"/>
-              <w:start w:w="90" w:type="dxa"/>
-              <w:bottom w:w="80" w:type="dxa"/>
-              <w:end w:w="90" w:type="dxa"/>
-            </w:tcMar>
-            <w:shd w:fill="F8FBFE"/>
-          </w:tcPr>
-          <w:p>
-            <w:r>
-              <w:rPr>
-                <w:rFonts w:ascii="Arial" w:hAnsi="Arial"/>
-                <w:sz w:val="18"/>
-              </w:rPr>
-              <w:t>Cerrado</w:t>
-            </w:r>
-          </w:p>
-        </w:tc>
-      </w:tr>
-      <w:tr>
-        <w:tc>
-          <w:tcPr>
-            <w:tcW w:type="dxa" w:w="3286"/>
-            <w:tcMar>
-              <w:top w:w="80" w:type="dxa"/>
-              <w:start w:w="90" w:type="dxa"/>
-              <w:bottom w:w="80" w:type="dxa"/>
-              <w:end w:w="90" w:type="dxa"/>
-            </w:tcMar>
-          </w:tcPr>
-          <w:p>
-            <w:r>
-              <w:rPr>
-                <w:rFonts w:ascii="Arial" w:hAnsi="Arial"/>
-                <w:sz w:val="18"/>
-              </w:rPr>
-              <w:t>Sprint 2</w:t>
-            </w:r>
-          </w:p>
-        </w:tc>
-        <w:tc>
-          <w:tcPr>
-            <w:tcW w:type="dxa" w:w="3286"/>
-            <w:tcMar>
-              <w:top w:w="80" w:type="dxa"/>
-              <w:start w:w="90" w:type="dxa"/>
-              <w:bottom w:w="80" w:type="dxa"/>
-              <w:end w:w="90" w:type="dxa"/>
-            </w:tcMar>
-          </w:tcPr>
-          <w:p>
-            <w:r>
-              <w:rPr>
-                <w:rFonts w:ascii="Arial" w:hAnsi="Arial"/>
-                <w:sz w:val="18"/>
-              </w:rPr>
-              <w:t>31-08 al 11-09</w:t>
-            </w:r>
-          </w:p>
-        </w:tc>
-        <w:tc>
-          <w:tcPr>
-            <w:tcW w:type="dxa" w:w="3286"/>
-            <w:tcMar>
-              <w:top w:w="80" w:type="dxa"/>
-              <w:start w:w="90" w:type="dxa"/>
-              <w:bottom w:w="80" w:type="dxa"/>
-              <w:end w:w="90" w:type="dxa"/>
-            </w:tcMar>
-          </w:tcPr>
-          <w:p>
-            <w:r>
-              <w:rPr>
-                <w:rFonts w:ascii="Arial" w:hAnsi="Arial"/>
-                <w:sz w:val="18"/>
-              </w:rPr>
-              <w:t>Cerrado</w:t>
-            </w:r>
-          </w:p>
-        </w:tc>
-      </w:tr>
-      <w:tr>
-        <w:tc>
-          <w:tcPr>
-            <w:tcW w:type="dxa" w:w="3286"/>
-            <w:tcMar>
-              <w:top w:w="80" w:type="dxa"/>
-              <w:start w:w="90" w:type="dxa"/>
-              <w:bottom w:w="80" w:type="dxa"/>
-              <w:end w:w="90" w:type="dxa"/>
-            </w:tcMar>
-            <w:shd w:fill="F8FBFE"/>
-          </w:tcPr>
-          <w:p>
-            <w:r>
-              <w:rPr>
-                <w:rFonts w:ascii="Arial" w:hAnsi="Arial"/>
-                <w:sz w:val="18"/>
-              </w:rPr>
-              <w:t>Sprint 3</w:t>
-            </w:r>
-          </w:p>
-        </w:tc>
-        <w:tc>
-          <w:tcPr>
-            <w:tcW w:type="dxa" w:w="3286"/>
-            <w:tcMar>
-              <w:top w:w="80" w:type="dxa"/>
-              <w:start w:w="90" w:type="dxa"/>
-              <w:bottom w:w="80" w:type="dxa"/>
-              <w:end w:w="90" w:type="dxa"/>
-            </w:tcMar>
-            <w:shd w:fill="F8FBFE"/>
-          </w:tcPr>
-          <w:p>
-            <w:r>
-              <w:rPr>
-                <w:rFonts w:ascii="Arial" w:hAnsi="Arial"/>
-                <w:sz w:val="18"/>
-              </w:rPr>
-              <w:t>14-09 al 25-09</w:t>
-            </w:r>
-          </w:p>
-        </w:tc>
-        <w:tc>
-          <w:tcPr>
-            <w:tcW w:type="dxa" w:w="3286"/>
-            <w:tcMar>
-              <w:top w:w="80" w:type="dxa"/>
-              <w:start w:w="90" w:type="dxa"/>
-              <w:bottom w:w="80" w:type="dxa"/>
-              <w:end w:w="90" w:type="dxa"/>
-            </w:tcMar>
-            <w:shd w:fill="F8FBFE"/>
-          </w:tcPr>
-          <w:p>
-            <w:r>
-              <w:rPr>
-                <w:rFonts w:ascii="Arial" w:hAnsi="Arial"/>
-                <w:sz w:val="18"/>
-              </w:rPr>
-              <w:t>Cerrado con excepción documental</w:t>
-            </w:r>
-          </w:p>
-        </w:tc>
-      </w:tr>
-      <w:tr>
-        <w:tc>
-          <w:tcPr>
-            <w:tcW w:type="dxa" w:w="3286"/>
-            <w:tcMar>
-              <w:top w:w="80" w:type="dxa"/>
-              <w:start w:w="90" w:type="dxa"/>
-              <w:bottom w:w="80" w:type="dxa"/>
-              <w:end w:w="90" w:type="dxa"/>
-            </w:tcMar>
-          </w:tcPr>
-          <w:p>
-            <w:r>
-              <w:rPr>
-                <w:rFonts w:ascii="Arial" w:hAnsi="Arial"/>
-                <w:sz w:val="18"/>
-              </w:rPr>
-              <w:t>Sprint 4</w:t>
-            </w:r>
-          </w:p>
-        </w:tc>
-        <w:tc>
-          <w:tcPr>
-            <w:tcW w:type="dxa" w:w="3286"/>
-            <w:tcMar>
-              <w:top w:w="80" w:type="dxa"/>
-              <w:start w:w="90" w:type="dxa"/>
-              <w:bottom w:w="80" w:type="dxa"/>
-              <w:end w:w="90" w:type="dxa"/>
-            </w:tcMar>
-          </w:tcPr>
-          <w:p>
-            <w:r>
-              <w:rPr>
-                <w:rFonts w:ascii="Arial" w:hAnsi="Arial"/>
-                <w:sz w:val="18"/>
-              </w:rPr>
-              <w:t>28-09 al 09-10</w:t>
-            </w:r>
-          </w:p>
-        </w:tc>
-        <w:tc>
-          <w:tcPr>
-            <w:tcW w:type="dxa" w:w="3286"/>
-            <w:tcMar>
-              <w:top w:w="80" w:type="dxa"/>
-              <w:start w:w="90" w:type="dxa"/>
-              <w:bottom w:w="80" w:type="dxa"/>
-              <w:end w:w="90" w:type="dxa"/>
-            </w:tcMar>
-          </w:tcPr>
-          <w:p>
-            <w:r>
-              <w:rPr>
-                <w:rFonts w:ascii="Arial" w:hAnsi="Arial"/>
-                <w:sz w:val="18"/>
-              </w:rPr>
-              <w:t>En curso</w:t>
-            </w:r>
-          </w:p>
-        </w:tc>
-      </w:tr>
-      <w:tr>
-        <w:tc>
-          <w:tcPr>
-            <w:tcW w:type="dxa" w:w="3286"/>
-            <w:tcMar>
-              <w:top w:w="80" w:type="dxa"/>
-              <w:start w:w="90" w:type="dxa"/>
-              <w:bottom w:w="80" w:type="dxa"/>
-              <w:end w:w="90" w:type="dxa"/>
-            </w:tcMar>
-            <w:shd w:fill="F8FBFE"/>
-          </w:tcPr>
-          <w:p>
-            <w:r>
-              <w:rPr>
-                <w:rFonts w:ascii="Arial" w:hAnsi="Arial"/>
-                <w:sz w:val="18"/>
-              </w:rPr>
-              <w:t>Sprint 5–8</w:t>
-            </w:r>
-          </w:p>
-        </w:tc>
-        <w:tc>
-          <w:tcPr>
-            <w:tcW w:type="dxa" w:w="3286"/>
-            <w:tcMar>
-              <w:top w:w="80" w:type="dxa"/>
-              <w:start w:w="90" w:type="dxa"/>
-              <w:bottom w:w="80" w:type="dxa"/>
-              <w:end w:w="90" w:type="dxa"/>
-            </w:tcMar>
-            <w:shd w:fill="F8FBFE"/>
-          </w:tcPr>
-          <w:p>
-            <w:r>
-              <w:rPr>
-                <w:rFonts w:ascii="Arial" w:hAnsi="Arial"/>
-                <w:sz w:val="18"/>
-              </w:rPr>
-              <w:t>12-10 al 04-12</w:t>
-            </w:r>
-          </w:p>
-        </w:tc>
-        <w:tc>
-          <w:tcPr>
-            <w:tcW w:type="dxa" w:w="3286"/>
-            <w:tcMar>
-              <w:top w:w="80" w:type="dxa"/>
-              <w:start w:w="90" w:type="dxa"/>
-              <w:bottom w:w="80" w:type="dxa"/>
-              <w:end w:w="90" w:type="dxa"/>
-            </w:tcMar>
-            <w:shd w:fill="F8FBFE"/>
-          </w:tcPr>
-          <w:p>
-            <w:r>
-              <w:rPr>
-                <w:rFonts w:ascii="Arial" w:hAnsi="Arial"/>
-                <w:sz w:val="18"/>
-              </w:rPr>
-              <w:t>Futuros; sin HU comprometidas</w:t>
-            </w:r>
-          </w:p>
-        </w:tc>
-      </w:tr>
-    </w:tbl>
-    <w:p/>
-    <w:tbl>
-      <w:tblPr>
-        <w:tblStyle w:val="TableGrid"/>
-        <w:tblW w:type="auto" w:w="0"/>
-        <w:jc w:val="center"/>
-        <w:tblLook w:firstColumn="1" w:firstRow="1" w:lastColumn="0" w:lastRow="0" w:noHBand="0" w:noVBand="1" w:val="04A0"/>
-      </w:tblPr>
-      <w:tblGrid>
-        <w:gridCol w:w="9858"/>
-      </w:tblGrid>
-      <w:tr>
-        <w:tc>
-          <w:tcPr>
-            <w:tcW w:type="dxa" w:w="9858"/>
-            <w:shd w:fill="EAF2F8"/>
-            <w:tcMar>
-              <w:top w:w="100" w:type="dxa"/>
-              <w:start w:w="140" w:type="dxa"/>
-              <w:bottom w:w="100" w:type="dxa"/>
-              <w:end w:w="140" w:type="dxa"/>
-            </w:tcMar>
-          </w:tcPr>
-          <w:p>
-            <w:r>
-              <w:rPr>
-                <w:b/>
-                <w:color w:val="2F5597"/>
-              </w:rPr>
-              <w:t xml:space="preserve">Nota: </w:t>
-            </w:r>
-            <w:r>
-              <w:t>La existencia de tableros de Sprints 5–8 no implica alcance comprometido. Solo contienen actividades/eventos Scrum; las Historias de Usuario se incorporan durante el Planning correspondiente.</w:t>
-            </w:r>
-          </w:p>
-        </w:tc>
-      </w:tr>
-    </w:tbl>
-    <w:p/>
+    <w:p>
+      <w:r>
+        <w:t>La elección de Scrum responde a la necesidad de aprender y entregar incrementos evaluables durante el semestre. Su calidad de aplicación depende de objetivos, inspección y evidencia, y no del número de tableros. El corte actual debe mostrar avances y excepciones con la misma precisión.</w:t>
+      </w:r>
+    </w:p>
+    <w:p>
+      <w:pPr>
+        <w:pStyle w:val="Heading1"/>
+      </w:pPr>
+      <w:bookmarkStart w:id="20" w:name="h20"/>
+      <w:r>
+        <w:t>12 Referencias y evidencia de la versión</w:t>
+      </w:r>
+      <w:bookmarkEnd w:id="20"/>
+    </w:p>
+    <w:p>
+      <w:r>
+        <w:t>Las referencias externas fundamentan conceptos y organización. La descripción específica de Localito procede del repositorio. Se consultaron fuentes públicas el 03 de octubre de 2026. Las fichas públicas ISO se utilizan para alcance y orientación, sin atribuir acceso al texto normativo completo ni conformidad certificada.</w:t>
+      </w:r>
+    </w:p>
+    <w:p>
+      <w:r>
+        <w:t xml:space="preserve">[R6] Schwaber K y Sutherland J 2020. The Scrum Guide. </w:t>
+      </w:r>
+      <w:hyperlink r:id="rId20">
+        <w:r>
+          <w:rPr>
+            <w:color w:val="000000"/>
+          </w:rPr>
+          <w:t xml:space="preserve">https://scrumguides.org/scrum-guide.html</w:t>
+        </w:r>
+      </w:hyperlink>
+    </w:p>
+    <w:p>
+      <w:r>
+        <w:t xml:space="preserve">[P] Equipo Localito. Repositorio LocalitoSaaS. Commit base 05a6f34b749cdc97dd560d91bb9be057a1197fbf. </w:t>
+      </w:r>
+      <w:hyperlink r:id="rId21">
+        <w:r>
+          <w:rPr>
+            <w:color w:val="000000"/>
+          </w:rPr>
+          <w:t xml:space="preserve">https://github.com/CamiloGonzalezSt/LocalitoSaaS/tree/05a6f34b749cdc97dd560d91bb9be057a1197fbf</w:t>
+        </w:r>
+      </w:hyperlink>
+    </w:p>
+    <w:p>
+      <w:r>
+        <w:t>Fuentes internas revisadas: README.md; package.json y manifests de apps; apps/api/src/server.ts, repository.ts y auth.ts; db/schema.sql; apps/web/src/lib/offline.ts y workspaceCache.ts; docs de requisitos, calidad, operación y Scrum. La revisión es documental y estática. No crea resultados de pruebas funcionales, reuniones ni aceptación de usuario.</w:t>
+      </w:r>
+    </w:p>
     <w:sectPr>
       <w:headerReference w:type="default" r:id="rId9"/>
       <w:footerReference w:type="default" r:id="rId10"/>
       <w:pgSz w:w="12240" w:h="15840"/>
-      <w:pgMar w:top="1134" w:right="1191" w:bottom="1020" w:left="1191" w:header="720" w:footer="720" w:gutter="0"/>
+      <w:pgMar w:top="1195" w:right="1296" w:bottom="1195" w:left="1296" w:header="518" w:footer="518" w:gutter="0"/>
       <w:cols w:space="720"/>
       <w:docGrid w:linePitch="360"/>
     </w:sectPr>
@@ -1807,19 +2751,42 @@
   <w:p>
     <w:pPr>
       <w:pStyle w:val="Footer"/>
-      <w:jc w:val="center"/>
+      <w:jc w:val="right"/>
     </w:pPr>
     <w:r>
       <w:rPr>
-        <w:rFonts w:ascii="Arial" w:hAnsi="Arial"/>
-        <w:color w:val="777777"/>
-        <w:sz w:val="16"/>
-      </w:rPr>
-      <w:t xml:space="preserve">Documento académico y técnico · Actualizado 03-10-2026 · Página </w:t>
+        <w:sz w:val="18"/>
+      </w:rPr>
+      <w:t xml:space="preserve">Página </w:t>
     </w:r>
     <w:r>
+      <w:rPr>
+        <w:sz w:val="18"/>
+      </w:rPr>
       <w:fldChar w:fldCharType="begin"/>
+    </w:r>
+    <w:r>
+      <w:rPr>
+        <w:sz w:val="18"/>
+      </w:rPr>
       <w:instrText xml:space="preserve"> PAGE </w:instrText>
+    </w:r>
+    <w:r>
+      <w:rPr>
+        <w:sz w:val="18"/>
+      </w:rPr>
+      <w:fldChar w:fldCharType="separate"/>
+    </w:r>
+    <w:r>
+      <w:rPr>
+        <w:sz w:val="18"/>
+      </w:rPr>
+      <w:t>1</w:t>
+    </w:r>
+    <w:r>
+      <w:rPr>
+        <w:sz w:val="18"/>
+      </w:rPr>
       <w:fldChar w:fldCharType="end"/>
     </w:r>
   </w:p>
@@ -1830,16 +2797,14 @@
 <w:hdr xmlns:m="http://schemas.openxmlformats.org/officeDocument/2006/math" xmlns:mc="http://schemas.openxmlformats.org/markup-compatibility/2006" xmlns:mo="http://schemas.microsoft.com/office/mac/office/2008/main" xmlns:mv="urn:schemas-microsoft-com:mac:vml" xmlns:o="urn:schemas-microsoft-com:office:office" xmlns:r="http://schemas.openxmlformats.org/officeDocument/2006/relationships" xmlns:v="urn:schemas-microsoft-com:vml" xmlns:w10="urn:schemas-microsoft-com:office:word" xmlns:w14="http://schemas.microsoft.com/office/word/2010/wordml" xmlns:w="http://schemas.openxmlformats.org/wordprocessingml/2006/main" xmlns:wne="http://schemas.microsoft.com/office/word/2006/wordml" xmlns:wp14="http://schemas.microsoft.com/office/word/2010/wordprocessingDrawing" xmlns:wp="http://schemas.openxmlformats.org/drawingml/2006/wordprocessingDrawing" xmlns:wpc="http://schemas.microsoft.com/office/word/2010/wordprocessingCanvas" xmlns:wpg="http://schemas.microsoft.com/office/word/2010/wordprocessingGroup" xmlns:wpi="http://schemas.microsoft.com/office/word/2010/wordprocessingInk" xmlns:wps="http://schemas.microsoft.com/office/word/2010/wordprocessingShape" mc:Ignorable="w14 wp14">
   <w:p>
     <w:pPr>
-      <w:pStyle w:val="Header"/>
-      <w:jc w:val="right"/>
+      <w:spacing w:after="0"/>
     </w:pPr>
     <w:r>
       <w:rPr>
-        <w:rFonts w:ascii="Arial" w:hAnsi="Arial"/>
-        <w:color w:val="6B6B6B"/>
+        <w:color w:val="000000"/>
         <w:sz w:val="16"/>
       </w:rPr>
-      <w:t>LOCALITO  |  Capstone 2026  |  Ingeniería en Informática</w:t>
+      <w:t>LOCALITO   |   Metodología Scrum</w:t>
     </w:r>
   </w:p>
 </w:hdr>
@@ -2209,12 +3174,13 @@
     <w:qFormat/>
     <w:rsid w:val="00FC693F"/>
     <w:pPr>
-      <w:spacing w:after="100" w:line="259" w:lineRule="auto"/>
+      <w:widowControl/>
+      <w:spacing w:after="140" w:line="274" w:lineRule="auto"/>
     </w:pPr>
     <w:rPr>
-      <w:rFonts w:ascii="Arial" w:hAnsi="Arial"/>
-      <w:color w:val="1F1F1F"/>
-      <w:sz w:val="21"/>
+      <w:rFonts w:ascii="Calibri" w:hAnsi="Calibri"/>
+      <w:color w:val="000000"/>
+      <w:sz w:val="22"/>
     </w:rPr>
   </w:style>
   <w:style w:type="paragraph" w:styleId="Header">
@@ -2272,15 +3238,15 @@
     <w:pPr>
       <w:keepNext/>
       <w:keepLines/>
-      <w:spacing w:before="200" w:after="100"/>
+      <w:spacing w:before="300" w:after="140"/>
       <w:outlineLvl w:val="0"/>
     </w:pPr>
     <w:rPr>
-      <w:rFonts w:asciiTheme="majorHAnsi" w:eastAsiaTheme="majorEastAsia" w:hAnsiTheme="majorHAnsi" w:cstheme="majorBidi" w:ascii="Arial" w:hAnsi="Arial"/>
+      <w:rFonts w:asciiTheme="majorHAnsi" w:eastAsiaTheme="majorEastAsia" w:hAnsiTheme="majorHAnsi" w:cstheme="majorBidi" w:ascii="Calibri" w:hAnsi="Calibri"/>
       <w:b/>
       <w:bCs/>
-      <w:color w:val="17365D"/>
-      <w:sz w:val="32"/>
+      <w:color w:val="000000"/>
+      <w:sz w:val="30"/>
       <w:szCs w:val="28"/>
     </w:rPr>
   </w:style>
@@ -2296,15 +3262,15 @@
     <w:pPr>
       <w:keepNext/>
       <w:keepLines/>
-      <w:spacing w:before="200" w:after="100"/>
+      <w:spacing w:before="200" w:after="140"/>
       <w:outlineLvl w:val="1"/>
     </w:pPr>
     <w:rPr>
-      <w:rFonts w:asciiTheme="majorHAnsi" w:eastAsiaTheme="majorEastAsia" w:hAnsiTheme="majorHAnsi" w:cstheme="majorBidi" w:ascii="Arial" w:hAnsi="Arial"/>
+      <w:rFonts w:asciiTheme="majorHAnsi" w:eastAsiaTheme="majorEastAsia" w:hAnsiTheme="majorHAnsi" w:cstheme="majorBidi" w:ascii="Calibri" w:hAnsi="Calibri"/>
       <w:b/>
       <w:bCs/>
-      <w:color w:val="2F5597"/>
-      <w:sz w:val="26"/>
+      <w:color w:val="000000"/>
+      <w:sz w:val="24"/>
       <w:szCs w:val="26"/>
     </w:rPr>
   </w:style>
@@ -2320,15 +3286,15 @@
     <w:pPr>
       <w:keepNext/>
       <w:keepLines/>
-      <w:spacing w:before="200" w:after="100"/>
+      <w:spacing w:before="200" w:after="140"/>
       <w:outlineLvl w:val="2"/>
     </w:pPr>
     <w:rPr>
-      <w:rFonts w:asciiTheme="majorHAnsi" w:eastAsiaTheme="majorEastAsia" w:hAnsiTheme="majorHAnsi" w:cstheme="majorBidi" w:ascii="Arial" w:hAnsi="Arial"/>
+      <w:rFonts w:asciiTheme="majorHAnsi" w:eastAsiaTheme="majorEastAsia" w:hAnsiTheme="majorHAnsi" w:cstheme="majorBidi" w:ascii="Calibri" w:hAnsi="Calibri"/>
       <w:b/>
       <w:bCs/>
-      <w:color w:val="2F5597"/>
-      <w:sz w:val="23"/>
+      <w:color w:val="000000"/>
+      <w:sz w:val="22"/>
     </w:rPr>
   </w:style>
   <w:style w:type="paragraph" w:styleId="Heading4">
@@ -2559,19 +3525,17 @@
     <w:qFormat/>
     <w:rsid w:val="00FC693F"/>
     <w:pPr>
-      <w:pBdr>
-        <w:bottom w:val="single" w:sz="8" w:space="4" w:color="4F81BD" w:themeColor="accent1"/>
-      </w:pBdr>
-      <w:spacing w:after="100" w:line="240" w:lineRule="auto" w:before="0"/>
+      <w:keepNext/>
+      <w:spacing w:after="140" w:line="240" w:lineRule="auto" w:before="200"/>
       <w:contextualSpacing/>
     </w:pPr>
     <w:rPr>
-      <w:rFonts w:asciiTheme="majorHAnsi" w:eastAsiaTheme="majorEastAsia" w:hAnsiTheme="majorHAnsi" w:cstheme="majorBidi" w:ascii="Arial" w:hAnsi="Arial"/>
+      <w:rFonts w:asciiTheme="majorHAnsi" w:eastAsiaTheme="majorEastAsia" w:hAnsiTheme="majorHAnsi" w:cstheme="majorBidi" w:ascii="Calibri" w:hAnsi="Calibri"/>
       <w:b/>
-      <w:color w:val="17365D"/>
+      <w:color w:val="000000"/>
       <w:spacing w:val="5"/>
       <w:kern w:val="28"/>
-      <w:sz w:val="48"/>
+      <w:sz w:val="52"/>
       <w:szCs w:val="52"/>
     </w:rPr>
   </w:style>
@@ -2599,15 +3563,18 @@
     <w:qFormat/>
     <w:rsid w:val="00FC693F"/>
     <w:pPr>
+      <w:keepNext/>
       <w:numPr>
         <w:ilvl w:val="1"/>
       </w:numPr>
+      <w:spacing w:before="200" w:after="140"/>
     </w:pPr>
     <w:rPr>
-      <w:rFonts w:asciiTheme="majorHAnsi" w:eastAsiaTheme="majorEastAsia" w:hAnsiTheme="majorHAnsi" w:cstheme="majorBidi"/>
+      <w:rFonts w:asciiTheme="majorHAnsi" w:eastAsiaTheme="majorEastAsia" w:hAnsiTheme="majorHAnsi" w:cstheme="majorBidi" w:ascii="Calibri" w:hAnsi="Calibri"/>
+      <w:b w:val="0"/>
       <w:i/>
       <w:iCs/>
-      <w:color w:val="4F81BD" w:themeColor="accent1"/>
+      <w:color w:val="000000"/>
       <w:spacing w:val="15"/>
       <w:sz w:val="24"/>
       <w:szCs w:val="24"/>
@@ -3009,10 +3976,11 @@
       <w:spacing w:line="240" w:lineRule="auto"/>
     </w:pPr>
     <w:rPr>
+      <w:rFonts w:ascii="Calibri" w:hAnsi="Calibri"/>
       <w:b/>
       <w:bCs/>
-      <w:color w:val="4F81BD" w:themeColor="accent1"/>
-      <w:sz w:val="18"/>
+      <w:color w:val="000000"/>
+      <w:sz w:val="19"/>
       <w:szCs w:val="18"/>
     </w:rPr>
   </w:style>
@@ -3047,9 +4015,6 @@
     <w:qFormat/>
     <w:rsid w:val="00FC693F"/>
     <w:pPr>
-      <w:pBdr>
-        <w:bottom w:val="single" w:sz="4" w:space="4" w:color="4F81BD" w:themeColor="accent1"/>
-      </w:pBdr>
       <w:spacing w:before="200" w:after="280"/>
       <w:ind w:left="936" w:right="936"/>
     </w:pPr>
@@ -13901,14 +14866,44 @@
       </w:tcPr>
     </w:tblStylePr>
   </w:style>
-  <w:style w:type="paragraph" w:customStyle="1" w:styleId="CodeBlock">
-    <w:name w:val="Code Block"/>
+  <w:style w:type="paragraph" w:customStyle="1" w:styleId="TOC1">
+    <w:name w:val="TOC 1"/>
     <w:pPr>
-      <w:spacing w:after="0"/>
-      <w:ind w:left="142" w:right="142"/>
+      <w:tabs>
+        <w:tab w:pos="9648" w:val="right" w:leader="dot"/>
+      </w:tabs>
+      <w:spacing w:after="100" w:line="254" w:lineRule="auto"/>
+      <w:ind w:left="0"/>
     </w:pPr>
     <w:rPr>
-      <w:rFonts w:ascii="Consolas" w:hAnsi="Consolas"/>
+      <w:rFonts w:ascii="Calibri" w:hAnsi="Calibri"/>
+      <w:color w:val="000000"/>
+      <w:sz w:val="21"/>
+    </w:rPr>
+  </w:style>
+  <w:style w:type="paragraph" w:customStyle="1" w:styleId="TOC2">
+    <w:name w:val="TOC 2"/>
+    <w:pPr>
+      <w:tabs>
+        <w:tab w:pos="9648" w:val="right" w:leader="dot"/>
+      </w:tabs>
+      <w:spacing w:after="100" w:line="254" w:lineRule="auto"/>
+      <w:ind w:left="274"/>
+    </w:pPr>
+    <w:rPr>
+      <w:rFonts w:ascii="Calibri" w:hAnsi="Calibri"/>
+      <w:color w:val="000000"/>
+      <w:sz w:val="21"/>
+    </w:rPr>
+  </w:style>
+  <w:style w:type="paragraph" w:customStyle="1" w:styleId="Code">
+    <w:name w:val="Code"/>
+    <w:pPr>
+      <w:widowControl/>
+      <w:spacing w:line="252" w:lineRule="auto" w:after="40" w:before="0"/>
+    </w:pPr>
+    <w:rPr>
+      <w:rFonts w:ascii="DejaVu Sans Mono" w:hAnsi="DejaVu Sans Mono"/>
       <w:sz w:val="17"/>
     </w:rPr>
   </w:style>

--- a/entregables/evaluacion_profesor/Metodologia_Scrum_Localito.docx
+++ b/entregables/evaluacion_profesor/Metodologia_Scrum_Localito.docx
@@ -65,9 +65,9 @@
     </w:p>
     <w:p>
       <w:r>
-        <w:t>Versión documental revisada</w:t>
+        <w:t>Revisión documental 04 de octubre de 2026</w:t>
         <w:br/>
-        <w:t>Corte del proyecto 03 de octubre de 2026</w:t>
+        <w:t>Estados de Scrum al 03 de octubre de 2026</w:t>
       </w:r>
     </w:p>
     <w:p>
@@ -667,7 +667,7 @@
           <w:rPr>
             <w:color w:val="000000"/>
           </w:rPr>
-          <w:t xml:space="preserve">11 Conclusiones</w:t>
+          <w:t xml:space="preserve">11 Evidencias relacionadas con esta versión</w:t>
         </w:r>
       </w:hyperlink>
       <w:r>
@@ -698,7 +698,7 @@
           <w:rPr>
             <w:color w:val="000000"/>
           </w:rPr>
-          <w:t xml:space="preserve">12 Referencias y evidencia de la versión</w:t>
+          <w:t xml:space="preserve">12 Conclusiones</w:t>
         </w:r>
       </w:hyperlink>
       <w:r>
@@ -709,6 +709,37 @@
       </w:r>
       <w:r>
         <w:instrText xml:space="preserve"> PAGEREF h20 \h </w:instrText>
+      </w:r>
+      <w:r>
+        <w:fldChar w:fldCharType="separate"/>
+      </w:r>
+      <w:r>
+        <w:t>8</w:t>
+      </w:r>
+      <w:r>
+        <w:fldChar w:fldCharType="end"/>
+      </w:r>
+    </w:p>
+    <w:p>
+      <w:pPr>
+        <w:pStyle w:val="TOC1"/>
+      </w:pPr>
+      <w:hyperlink w:anchor="h21">
+        <w:r>
+          <w:rPr>
+            <w:color w:val="000000"/>
+          </w:rPr>
+          <w:t xml:space="preserve">13 Referencias</w:t>
+        </w:r>
+      </w:hyperlink>
+      <w:r>
+        <w:tab/>
+      </w:r>
+      <w:r>
+        <w:fldChar w:fldCharType="begin"/>
+      </w:r>
+      <w:r>
+        <w:instrText xml:space="preserve"> PAGEREF h21 \h </w:instrText>
       </w:r>
       <w:r>
         <w:fldChar w:fldCharType="separate"/>
@@ -765,7 +796,7 @@
     </w:p>
     <w:p>
       <w:r>
-        <w:t>La Guía Scrum define responsabilidades, eventos y artefactos; Localito toma esa guía como referencia principal [R6]. Las prácticas de historias de usuario, colores y plantillas de tarjetas se utilizan como herramientas del equipo. No se presentan como elementos obligatorios de Scrum.</w:t>
+        <w:t>La Guía Scrum define responsabilidades, eventos y artefactos; Localito toma esa guía como referencia principal (Schwaber y Sutherland, 2020). Las prácticas de historias de usuario, colores y plantillas de tarjetas se utilizan como herramientas del equipo. No se presentan como elementos obligatorios de Scrum.</w:t>
       </w:r>
     </w:p>
     <w:p>
@@ -1200,7 +1231,7 @@
     </w:p>
     <w:p>
       <w:r>
-        <w:t>Product Goal orienta el producto; Product Backlog representa trabajo ordenado; Sprint Backlog conserva el objetivo y plan de una iteración; el incremento debe cumplir Definition of Done. Estas relaciones se toman de la Guía Scrum [R6]. Los documentos Word acompañan esos artefactos y ayudan a la evaluación; no reemplazan automáticamente el tablero vivo.</w:t>
+        <w:t>Product Goal orienta el producto; Product Backlog representa trabajo ordenado; Sprint Backlog conserva el objetivo y plan de una iteración; el incremento debe cumplir Definition of Done. Estas relaciones se toman de la Guía Scrum (Schwaber y Sutherland, 2020). Los documentos Word acompañan esos artefactos y ayudan a la evaluación; no reemplazan automáticamente el tablero vivo.</w:t>
       </w:r>
     </w:p>
     <w:p>
@@ -2679,13 +2710,13 @@
       </w:pPr>
       <w:bookmarkStart w:id="19" w:name="h19"/>
       <w:r>
-        <w:t>11 Conclusiones</w:t>
+        <w:t>11 Evidencias relacionadas con esta versión</w:t>
       </w:r>
       <w:bookmarkEnd w:id="19"/>
     </w:p>
     <w:p>
       <w:r>
-        <w:t>La elección de Scrum responde a la necesidad de aprender y entregar incrementos evaluables durante el semestre. Su calidad de aplicación depende de objetivos, inspección y evidencia, y no del número de tableros. El corte actual debe mostrar avances y excepciones con la misma precisión.</w:t>
+        <w:t>El Informe Académico conecta objetivos, método, antecedentes y resultados. La Matriz de Trazabilidad identifica requisitos e historias asociados a la implementación. El Informe de Verificación conserva las ejecuciones del 04 de octubre de 2026 y distingue su alcance local de la aceptación en PostgreSQL y con usuarios. Control de Entrega reúne la cobertura de los 17 artefactos y los pendientes de cierre.</w:t>
       </w:r>
     </w:p>
     <w:p>
@@ -2694,20 +2725,74 @@
       </w:pPr>
       <w:bookmarkStart w:id="20" w:name="h20"/>
       <w:r>
-        <w:t>12 Referencias y evidencia de la versión</w:t>
+        <w:t>12 Conclusiones</w:t>
       </w:r>
       <w:bookmarkEnd w:id="20"/>
     </w:p>
     <w:p>
       <w:r>
-        <w:t>Las referencias externas fundamentan conceptos y organización. La descripción específica de Localito procede del repositorio. Se consultaron fuentes públicas el 03 de octubre de 2026. Las fichas públicas ISO se utilizan para alcance y orientación, sin atribuir acceso al texto normativo completo ni conformidad certificada.</w:t>
+        <w:t>La elección de Scrum responde a la necesidad de aprender y entregar incrementos evaluables durante el semestre. Su calidad de aplicación depende de objetivos, inspección y evidencia, y no del número de tableros. El corte actual debe mostrar avances y excepciones con la misma precisión.</w:t>
       </w:r>
     </w:p>
     <w:p>
-      <w:r>
-        <w:t xml:space="preserve">[R6] Schwaber K y Sutherland J 2020. The Scrum Guide. </w:t>
+      <w:pPr>
+        <w:pStyle w:val="Heading1"/>
+      </w:pPr>
+      <w:bookmarkStart w:id="21" w:name="h21"/>
+      <w:r>
+        <w:t>13 Referencias</w:t>
+      </w:r>
+      <w:bookmarkEnd w:id="21"/>
+    </w:p>
+    <w:p>
+      <w:r>
+        <w:t>La evidencia del proyecto corresponde a la revisión versionada del repositorio (Equipo Localito, 2026). Las normas se consultaron mediante sus resúmenes públicos; no se declara certificación. Las fuentes web fueron consultadas durante esta revisión, del 03 al 04 de octubre de 2026.</w:t>
+      </w:r>
+    </w:p>
+    <w:p>
+      <w:pPr>
+        <w:keepLines/>
+        <w:ind w:left="432" w:hanging="432"/>
+      </w:pPr>
+      <w:r>
+        <w:t xml:space="preserve">Equipo Localito (2026). </w:t>
+      </w:r>
+      <w:r>
+        <w:rPr>
+          <w:i/>
+        </w:rPr>
+        <w:t>LocalitoSaaS [Código y documentación, commit ddb9956cf35cfb2035f62528299fd6bb2c9b7d5c]</w:t>
+      </w:r>
+      <w:r>
+        <w:t xml:space="preserve">. </w:t>
       </w:r>
       <w:hyperlink r:id="rId20">
+        <w:r>
+          <w:rPr>
+            <w:color w:val="000000"/>
+          </w:rPr>
+          <w:t xml:space="preserve">https://github.com/CamiloGonzalezSt/LocalitoSaaS/tree/ddb9956cf35cfb2035f62528299fd6bb2c9b7d5c</w:t>
+        </w:r>
+      </w:hyperlink>
+    </w:p>
+    <w:p>
+      <w:pPr>
+        <w:keepLines/>
+        <w:ind w:left="432" w:hanging="432"/>
+      </w:pPr>
+      <w:r>
+        <w:t xml:space="preserve">Schwaber, K., y Sutherland, J. (2020). </w:t>
+      </w:r>
+      <w:r>
+        <w:rPr>
+          <w:i/>
+        </w:rPr>
+        <w:t>The Scrum Guide</w:t>
+      </w:r>
+      <w:r>
+        <w:t xml:space="preserve">. </w:t>
+      </w:r>
+      <w:hyperlink r:id="rId21">
         <w:r>
           <w:rPr>
             <w:color w:val="000000"/>
@@ -2715,24 +2800,6 @@
           <w:t xml:space="preserve">https://scrumguides.org/scrum-guide.html</w:t>
         </w:r>
       </w:hyperlink>
-    </w:p>
-    <w:p>
-      <w:r>
-        <w:t xml:space="preserve">[P] Equipo Localito. Repositorio LocalitoSaaS. Commit base 05a6f34b749cdc97dd560d91bb9be057a1197fbf. </w:t>
-      </w:r>
-      <w:hyperlink r:id="rId21">
-        <w:r>
-          <w:rPr>
-            <w:color w:val="000000"/>
-          </w:rPr>
-          <w:t xml:space="preserve">https://github.com/CamiloGonzalezSt/LocalitoSaaS/tree/05a6f34b749cdc97dd560d91bb9be057a1197fbf</w:t>
-        </w:r>
-      </w:hyperlink>
-    </w:p>
-    <w:p>
-      <w:r>
-        <w:t>Fuentes internas revisadas: README.md; package.json y manifests de apps; apps/api/src/server.ts, repository.ts y auth.ts; db/schema.sql; apps/web/src/lib/offline.ts y workspaceCache.ts; docs de requisitos, calidad, operación y Scrum. La revisión es documental y estática. No crea resultados de pruebas funcionales, reuniones ni aceptación de usuario.</w:t>
-      </w:r>
     </w:p>
     <w:sectPr>
       <w:headerReference w:type="default" r:id="rId9"/>
